--- a/lessons/2-9/downloads/reveal/teacher/2.9-session-2-prerequisite-practice-b.docx
+++ b/lessons/2-9/downloads/reveal/teacher/2.9-session-2-prerequisite-practice-b.docx
@@ -15,10 +15,28 @@
         <w:rPr>
           <w:rFonts w:ascii="Avenir Next" w:hAnsi="Avenir Next" w:cs="Avenir Next" w:eastAsia="Avenir Next"/>
           <w:color w:val="1A1A1A"/>
+          <w:sz w:val="22"/>
+          <w:szCs w:val="20"/>
+        </w:rPr>
+        <w:t xml:space="preserve">Name</w:t>
+      </w:r>
+      <w:r>
+        <w:rPr>
+          <w:rFonts w:ascii="Avenir Next" w:hAnsi="Avenir Next" w:cs="Avenir Next" w:eastAsia="Avenir Next"/>
+          <w:color w:val="1A1A1A"/>
           <w:sz w:val="20"/>
           <w:szCs w:val="20"/>
         </w:rPr>
-        <w:t xml:space="preserve">Name</w:t>
+        <w:tab/>
+      </w:r>
+      <w:r>
+        <w:rPr>
+          <w:rFonts w:ascii="Avenir Next" w:hAnsi="Avenir Next" w:cs="Avenir Next" w:eastAsia="Avenir Next"/>
+          <w:color w:val="1A1A1A"/>
+          <w:sz w:val="22"/>
+          <w:szCs w:val="20"/>
+        </w:rPr>
+        <w:t xml:space="preserve">   Date</w:t>
       </w:r>
       <w:r>
         <w:rPr>
@@ -33,25 +51,7 @@
         <w:rPr>
           <w:rFonts w:ascii="Avenir Next" w:hAnsi="Avenir Next" w:cs="Avenir Next" w:eastAsia="Avenir Next"/>
           <w:color w:val="1A1A1A"/>
-          <w:sz w:val="20"/>
-          <w:szCs w:val="20"/>
-        </w:rPr>
-        <w:t xml:space="preserve">   Date</w:t>
-      </w:r>
-      <w:r>
-        <w:rPr>
-          <w:rFonts w:ascii="Avenir Next" w:hAnsi="Avenir Next" w:cs="Avenir Next" w:eastAsia="Avenir Next"/>
-          <w:color w:val="1A1A1A"/>
-          <w:sz w:val="20"/>
-          <w:szCs w:val="20"/>
-        </w:rPr>
-        <w:tab/>
-      </w:r>
-      <w:r>
-        <w:rPr>
-          <w:rFonts w:ascii="Avenir Next" w:hAnsi="Avenir Next" w:cs="Avenir Next" w:eastAsia="Avenir Next"/>
-          <w:color w:val="1A1A1A"/>
-          <w:sz w:val="20"/>
+          <w:sz w:val="22"/>
           <w:szCs w:val="20"/>
         </w:rPr>
         <w:t xml:space="preserve">   Period</w:t>
@@ -78,7 +78,7 @@
           <w:caps/>
           <w:color w:val="003A70"/>
           <w:spacing w:val="12"/>
-          <w:sz w:val="19"/>
+          <w:sz w:val="22"/>
           <w:szCs w:val="19"/>
         </w:rPr>
         <w:t xml:space="preserve">Lesson 2-9  ·  Session 2  ·  Prerequisite Practice B  ·  Skill 1 of 2</w:t>
@@ -86,6 +86,7 @@
     </w:p>
     <w:p>
       <w:pPr>
+        <w:pStyle w:val="Heading1"/>
         <w:keepNext/>
         <w:spacing w:before="0" w:after="10" w:line="240" w:lineRule="auto"/>
       </w:pPr>
@@ -111,7 +112,7 @@
         <w:rPr>
           <w:rFonts w:ascii="Avenir Next" w:hAnsi="Avenir Next" w:cs="Avenir Next" w:eastAsia="Avenir Next"/>
           <w:color w:val="5A5F66"/>
-          <w:sz w:val="17"/>
+          <w:sz w:val="22"/>
           <w:szCs w:val="17"/>
         </w:rPr>
         <w:t xml:space="preserve">Builds on Lesson 2-9 Session 1 · 6.SP.B.5c</w:t>
@@ -154,6 +155,7 @@
           </w:tcPr>
           <w:p>
             <w:pPr>
+              <w:pStyle w:val="Heading2"/>
               <w:spacing w:before="0" w:after="0" w:line="252" w:lineRule="auto"/>
             </w:pPr>
             <w:r>
@@ -183,7 +185,7 @@
               <w:rPr>
                 <w:rFonts w:ascii="Avenir Next" w:hAnsi="Avenir Next" w:cs="Avenir Next" w:eastAsia="Avenir Next"/>
                 <w:color w:val="1A1A1A"/>
-                <w:sz w:val="20"/>
+                <w:sz w:val="22"/>
                 <w:szCs w:val="20"/>
               </w:rPr>
               <w:t xml:space="preserve">In Problem 2 you find the MAD of Trail A and the MAD of Trail B before you compare them.</w:t>
@@ -203,6 +205,7 @@
           </w:tcPr>
           <w:p>
             <w:pPr>
+              <w:pStyle w:val="Heading2"/>
               <w:spacing w:before="0" w:after="0" w:line="252" w:lineRule="auto"/>
             </w:pPr>
             <w:r>
@@ -232,7 +235,7 @@
               <w:rPr>
                 <w:rFonts w:ascii="Avenir Next" w:hAnsi="Avenir Next" w:cs="Avenir Next" w:eastAsia="Avenir Next"/>
                 <w:color w:val="1A1A1A"/>
-                <w:sz w:val="20"/>
+                <w:sz w:val="22"/>
                 <w:szCs w:val="20"/>
               </w:rPr>
               <w:t xml:space="preserve">Find the mean absolute deviation (MAD): the mean of the distances from the mean.  </w:t>
@@ -242,7 +245,7 @@
                 <w:rFonts w:ascii="Avenir Next" w:hAnsi="Avenir Next" w:cs="Avenir Next" w:eastAsia="Avenir Next"/>
                 <w:b/>
                 <w:color w:val="1A1A1A"/>
-                <w:sz w:val="20"/>
+                <w:sz w:val="22"/>
                 <w:szCs w:val="20"/>
               </w:rPr>
               <w:t xml:space="preserve">You will use it in Practice Form A, problems 2 and 5.</w:t>
@@ -253,6 +256,7 @@
     </w:tbl>
     <w:p>
       <w:pPr>
+        <w:pStyle w:val="Heading2"/>
         <w:keepNext/>
         <w:pBdr>
           <w:bottom w:val="single" w:sz="8" w:space="3" w:color="003A70"/>
@@ -268,7 +272,7 @@
           <w:b/>
           <w:color w:val="003A70"/>
           <w:spacing w:val="14"/>
-          <w:sz w:val="19"/>
+          <w:sz w:val="22"/>
           <w:szCs w:val="19"/>
         </w:rPr>
         <w:t xml:space="preserve">STEPS TO FOLLOW</w:t>
@@ -287,7 +291,7 @@
           <w:rFonts w:ascii="Avenir Next" w:hAnsi="Avenir Next" w:cs="Avenir Next" w:eastAsia="Avenir Next"/>
           <w:i/>
           <w:color w:val="5A5F66"/>
-          <w:sz w:val="17"/>
+          <w:sz w:val="22"/>
           <w:szCs w:val="17"/>
         </w:rPr>
         <w:t xml:space="preserve">use these same steps on every problem</w:t>
@@ -329,6 +333,7 @@
           </w:tcPr>
           <w:p>
             <w:pPr>
+              <w:pStyle w:val="Heading1"/>
               <w:spacing w:before="0" w:after="0" w:line="240" w:lineRule="auto"/>
               <w:jc w:val="center"/>
             </w:pPr>
@@ -358,7 +363,7 @@
                 <w:rFonts w:ascii="Avenir Next" w:hAnsi="Avenir Next" w:cs="Avenir Next" w:eastAsia="Avenir Next"/>
                 <w:b/>
                 <w:color w:val="1A1A1A"/>
-                <w:sz w:val="21"/>
+                <w:sz w:val="22"/>
                 <w:szCs w:val="21"/>
               </w:rPr>
               <w:t xml:space="preserve">Find</w:t>
@@ -367,7 +372,7 @@
               <w:rPr>
                 <w:rFonts w:ascii="Avenir Next" w:hAnsi="Avenir Next" w:cs="Avenir Next" w:eastAsia="Avenir Next"/>
                 <w:color w:val="1A1A1A"/>
-                <w:sz w:val="21"/>
+                <w:sz w:val="22"/>
                 <w:szCs w:val="21"/>
               </w:rPr>
               <w:t xml:space="preserve"> each value’s distance from the mean.</w:t>
@@ -386,6 +391,7 @@
           </w:tcPr>
           <w:p>
             <w:pPr>
+              <w:pStyle w:val="Heading1"/>
               <w:spacing w:before="0" w:after="0" w:line="240" w:lineRule="auto"/>
               <w:jc w:val="center"/>
             </w:pPr>
@@ -415,7 +421,7 @@
                 <w:rFonts w:ascii="Avenir Next" w:hAnsi="Avenir Next" w:cs="Avenir Next" w:eastAsia="Avenir Next"/>
                 <w:b/>
                 <w:color w:val="1A1A1A"/>
-                <w:sz w:val="21"/>
+                <w:sz w:val="22"/>
                 <w:szCs w:val="21"/>
               </w:rPr>
               <w:t xml:space="preserve">Add</w:t>
@@ -424,7 +430,7 @@
               <w:rPr>
                 <w:rFonts w:ascii="Avenir Next" w:hAnsi="Avenir Next" w:cs="Avenir Next" w:eastAsia="Avenir Next"/>
                 <w:color w:val="1A1A1A"/>
-                <w:sz w:val="21"/>
+                <w:sz w:val="22"/>
                 <w:szCs w:val="21"/>
               </w:rPr>
               <w:t xml:space="preserve"> the distances.</w:t>
@@ -443,6 +449,7 @@
           </w:tcPr>
           <w:p>
             <w:pPr>
+              <w:pStyle w:val="Heading1"/>
               <w:spacing w:before="0" w:after="0" w:line="240" w:lineRule="auto"/>
               <w:jc w:val="center"/>
             </w:pPr>
@@ -472,7 +479,7 @@
                 <w:rFonts w:ascii="Avenir Next" w:hAnsi="Avenir Next" w:cs="Avenir Next" w:eastAsia="Avenir Next"/>
                 <w:b/>
                 <w:color w:val="1A1A1A"/>
-                <w:sz w:val="21"/>
+                <w:sz w:val="22"/>
                 <w:szCs w:val="21"/>
               </w:rPr>
               <w:t xml:space="preserve">Divide</w:t>
@@ -481,7 +488,7 @@
               <w:rPr>
                 <w:rFonts w:ascii="Avenir Next" w:hAnsi="Avenir Next" w:cs="Avenir Next" w:eastAsia="Avenir Next"/>
                 <w:color w:val="1A1A1A"/>
-                <w:sz w:val="21"/>
+                <w:sz w:val="22"/>
                 <w:szCs w:val="21"/>
               </w:rPr>
               <w:t xml:space="preserve"> by the number of values.</w:t>
@@ -492,6 +499,7 @@
     </w:tbl>
     <w:p>
       <w:pPr>
+        <w:pStyle w:val="Heading2"/>
         <w:keepNext/>
         <w:pBdr>
           <w:bottom w:val="single" w:sz="8" w:space="3" w:color="003A70"/>
@@ -507,7 +515,7 @@
           <w:b/>
           <w:color w:val="003A70"/>
           <w:spacing w:val="14"/>
-          <w:sz w:val="19"/>
+          <w:sz w:val="22"/>
           <w:szCs w:val="19"/>
         </w:rPr>
         <w:t xml:space="preserve">WATCH ME</w:t>
@@ -526,7 +534,7 @@
           <w:rFonts w:ascii="Avenir Next" w:hAnsi="Avenir Next" w:cs="Avenir Next" w:eastAsia="Avenir Next"/>
           <w:i/>
           <w:color w:val="5A5F66"/>
-          <w:sz w:val="17"/>
+          <w:sz w:val="22"/>
           <w:szCs w:val="17"/>
         </w:rPr>
         <w:t xml:space="preserve">the steps in action</w:t>
@@ -541,7 +549,7 @@
           <w:rFonts w:ascii="Avenir Next" w:hAnsi="Avenir Next" w:cs="Avenir Next" w:eastAsia="Avenir Next"/>
           <w:b/>
           <w:color w:val="1A1A1A"/>
-          <w:sz w:val="21"/>
+          <w:sz w:val="22"/>
           <w:szCs w:val="21"/>
         </w:rPr>
         <w:t xml:space="preserve">The mean of 66, 70, 74, 78 is 72. Find the MAD.</w:t>
@@ -560,25 +568,25 @@
           <w:rFonts w:ascii="Avenir Next" w:hAnsi="Avenir Next" w:cs="Avenir Next" w:eastAsia="Avenir Next"/>
           <w:b/>
           <w:color w:val="003A70"/>
+          <w:sz w:val="22"/>
+          <w:szCs w:val="19"/>
+        </w:rPr>
+        <w:t xml:space="preserve">Step 1</w:t>
+      </w:r>
+      <w:r>
+        <w:rPr>
+          <w:rFonts w:ascii="Avenir Next" w:hAnsi="Avenir Next" w:cs="Avenir Next" w:eastAsia="Avenir Next"/>
+          <w:color w:val="1A1A1A"/>
           <w:sz w:val="19"/>
           <w:szCs w:val="19"/>
         </w:rPr>
-        <w:t xml:space="preserve">Step 1</w:t>
-      </w:r>
-      <w:r>
-        <w:rPr>
-          <w:rFonts w:ascii="Avenir Next" w:hAnsi="Avenir Next" w:cs="Avenir Next" w:eastAsia="Avenir Next"/>
-          <w:color w:val="1A1A1A"/>
-          <w:sz w:val="19"/>
-          <w:szCs w:val="19"/>
-        </w:rPr>
         <w:tab/>
       </w:r>
       <w:r>
         <w:rPr>
           <w:rFonts w:ascii="Avenir Next" w:hAnsi="Avenir Next" w:cs="Avenir Next" w:eastAsia="Avenir Next"/>
           <w:color w:val="1A1A1A"/>
-          <w:sz w:val="21"/>
+          <w:sz w:val="22"/>
           <w:szCs w:val="21"/>
         </w:rPr>
         <w:t xml:space="preserve">Distances: 6, 2, 2, 6.</w:t>
@@ -597,25 +605,25 @@
           <w:rFonts w:ascii="Avenir Next" w:hAnsi="Avenir Next" w:cs="Avenir Next" w:eastAsia="Avenir Next"/>
           <w:b/>
           <w:color w:val="003A70"/>
+          <w:sz w:val="22"/>
+          <w:szCs w:val="19"/>
+        </w:rPr>
+        <w:t xml:space="preserve">Step 2</w:t>
+      </w:r>
+      <w:r>
+        <w:rPr>
+          <w:rFonts w:ascii="Avenir Next" w:hAnsi="Avenir Next" w:cs="Avenir Next" w:eastAsia="Avenir Next"/>
+          <w:color w:val="1A1A1A"/>
           <w:sz w:val="19"/>
           <w:szCs w:val="19"/>
         </w:rPr>
-        <w:t xml:space="preserve">Step 2</w:t>
-      </w:r>
-      <w:r>
-        <w:rPr>
-          <w:rFonts w:ascii="Avenir Next" w:hAnsi="Avenir Next" w:cs="Avenir Next" w:eastAsia="Avenir Next"/>
-          <w:color w:val="1A1A1A"/>
-          <w:sz w:val="19"/>
-          <w:szCs w:val="19"/>
-        </w:rPr>
         <w:tab/>
       </w:r>
       <w:r>
         <w:rPr>
           <w:rFonts w:ascii="Avenir Next" w:hAnsi="Avenir Next" w:cs="Avenir Next" w:eastAsia="Avenir Next"/>
           <w:color w:val="1A1A1A"/>
-          <w:sz w:val="21"/>
+          <w:sz w:val="22"/>
           <w:szCs w:val="21"/>
         </w:rPr>
         <w:t xml:space="preserve">6 + 2 + 2 + 6 = 16.</w:t>
@@ -634,25 +642,25 @@
           <w:rFonts w:ascii="Avenir Next" w:hAnsi="Avenir Next" w:cs="Avenir Next" w:eastAsia="Avenir Next"/>
           <w:b/>
           <w:color w:val="003A70"/>
+          <w:sz w:val="22"/>
+          <w:szCs w:val="19"/>
+        </w:rPr>
+        <w:t xml:space="preserve">Step 3</w:t>
+      </w:r>
+      <w:r>
+        <w:rPr>
+          <w:rFonts w:ascii="Avenir Next" w:hAnsi="Avenir Next" w:cs="Avenir Next" w:eastAsia="Avenir Next"/>
+          <w:color w:val="1A1A1A"/>
           <w:sz w:val="19"/>
           <w:szCs w:val="19"/>
         </w:rPr>
-        <w:t xml:space="preserve">Step 3</w:t>
-      </w:r>
-      <w:r>
-        <w:rPr>
-          <w:rFonts w:ascii="Avenir Next" w:hAnsi="Avenir Next" w:cs="Avenir Next" w:eastAsia="Avenir Next"/>
-          <w:color w:val="1A1A1A"/>
-          <w:sz w:val="19"/>
-          <w:szCs w:val="19"/>
-        </w:rPr>
         <w:tab/>
       </w:r>
       <w:r>
         <w:rPr>
           <w:rFonts w:ascii="Avenir Next" w:hAnsi="Avenir Next" w:cs="Avenir Next" w:eastAsia="Avenir Next"/>
           <w:color w:val="1A1A1A"/>
-          <w:sz w:val="21"/>
+          <w:sz w:val="22"/>
           <w:szCs w:val="21"/>
         </w:rPr>
         <w:t xml:space="preserve">16 ÷ 4 = 4.</w:t>
@@ -671,18 +679,18 @@
           <w:rFonts w:ascii="Avenir Next" w:hAnsi="Avenir Next" w:cs="Avenir Next" w:eastAsia="Avenir Next"/>
           <w:b/>
           <w:color w:val="1A1A1A"/>
+          <w:sz w:val="22"/>
+          <w:szCs w:val="21"/>
+        </w:rPr>
+        <w:t xml:space="preserve">Answer</w:t>
+      </w:r>
+      <w:r>
+        <w:rPr>
+          <w:rFonts w:ascii="Avenir Next" w:hAnsi="Avenir Next" w:cs="Avenir Next" w:eastAsia="Avenir Next"/>
+          <w:color w:val="1A1A1A"/>
           <w:sz w:val="21"/>
           <w:szCs w:val="21"/>
         </w:rPr>
-        <w:t xml:space="preserve">Answer</w:t>
-      </w:r>
-      <w:r>
-        <w:rPr>
-          <w:rFonts w:ascii="Avenir Next" w:hAnsi="Avenir Next" w:cs="Avenir Next" w:eastAsia="Avenir Next"/>
-          <w:color w:val="1A1A1A"/>
-          <w:sz w:val="21"/>
-          <w:szCs w:val="21"/>
-        </w:rPr>
         <w:tab/>
       </w:r>
       <w:r>
@@ -690,7 +698,7 @@
           <w:rFonts w:ascii="Avenir Next" w:hAnsi="Avenir Next" w:cs="Avenir Next" w:eastAsia="Avenir Next"/>
           <w:b/>
           <w:color w:val="1A1A1A"/>
-          <w:sz w:val="21"/>
+          <w:sz w:val="22"/>
           <w:szCs w:val="21"/>
         </w:rPr>
         <w:t xml:space="preserve">4</w:t>
@@ -698,6 +706,7 @@
     </w:p>
     <w:p>
       <w:pPr>
+        <w:pStyle w:val="Heading2"/>
         <w:keepNext/>
         <w:pBdr>
           <w:bottom w:val="single" w:sz="8" w:space="3" w:color="003A70"/>
@@ -713,7 +722,7 @@
           <w:b/>
           <w:color w:val="003A70"/>
           <w:spacing w:val="14"/>
-          <w:sz w:val="19"/>
+          <w:sz w:val="22"/>
           <w:szCs w:val="19"/>
         </w:rPr>
         <w:t xml:space="preserve">TRY IT WITH HELP</w:t>
@@ -732,7 +741,7 @@
           <w:rFonts w:ascii="Avenir Next" w:hAnsi="Avenir Next" w:cs="Avenir Next" w:eastAsia="Avenir Next"/>
           <w:i/>
           <w:color w:val="5A5F66"/>
-          <w:sz w:val="17"/>
+          <w:sz w:val="22"/>
           <w:szCs w:val="17"/>
         </w:rPr>
         <w:t xml:space="preserve">fill in each step</w:t>
@@ -790,25 +799,25 @@
           <w:rFonts w:ascii="Avenir Next" w:hAnsi="Avenir Next" w:cs="Avenir Next" w:eastAsia="Avenir Next"/>
           <w:b/>
           <w:color w:val="003A70"/>
+          <w:sz w:val="22"/>
+          <w:szCs w:val="18"/>
+        </w:rPr>
+        <w:t xml:space="preserve">Step 1</w:t>
+      </w:r>
+      <w:r>
+        <w:rPr>
+          <w:rFonts w:ascii="Avenir Next" w:hAnsi="Avenir Next" w:cs="Avenir Next" w:eastAsia="Avenir Next"/>
+          <w:color w:val="1A1A1A"/>
           <w:sz w:val="18"/>
           <w:szCs w:val="18"/>
         </w:rPr>
-        <w:t xml:space="preserve">Step 1</w:t>
-      </w:r>
-      <w:r>
-        <w:rPr>
-          <w:rFonts w:ascii="Avenir Next" w:hAnsi="Avenir Next" w:cs="Avenir Next" w:eastAsia="Avenir Next"/>
-          <w:color w:val="1A1A1A"/>
-          <w:sz w:val="18"/>
-          <w:szCs w:val="18"/>
-        </w:rPr>
         <w:tab/>
       </w:r>
       <w:r>
         <w:rPr>
           <w:rFonts w:ascii="Avenir Next" w:hAnsi="Avenir Next" w:cs="Avenir Next" w:eastAsia="Avenir Next"/>
           <w:color w:val="1A1A1A"/>
-          <w:sz w:val="21"/>
+          <w:sz w:val="22"/>
           <w:szCs w:val="21"/>
         </w:rPr>
         <w:t xml:space="preserve">Distances: </w:t>
@@ -838,25 +847,25 @@
           <w:rFonts w:ascii="Avenir Next" w:hAnsi="Avenir Next" w:cs="Avenir Next" w:eastAsia="Avenir Next"/>
           <w:b/>
           <w:color w:val="003A70"/>
+          <w:sz w:val="22"/>
+          <w:szCs w:val="18"/>
+        </w:rPr>
+        <w:t xml:space="preserve">Step 2</w:t>
+      </w:r>
+      <w:r>
+        <w:rPr>
+          <w:rFonts w:ascii="Avenir Next" w:hAnsi="Avenir Next" w:cs="Avenir Next" w:eastAsia="Avenir Next"/>
+          <w:color w:val="1A1A1A"/>
           <w:sz w:val="18"/>
           <w:szCs w:val="18"/>
         </w:rPr>
-        <w:t xml:space="preserve">Step 2</w:t>
-      </w:r>
-      <w:r>
-        <w:rPr>
-          <w:rFonts w:ascii="Avenir Next" w:hAnsi="Avenir Next" w:cs="Avenir Next" w:eastAsia="Avenir Next"/>
-          <w:color w:val="1A1A1A"/>
-          <w:sz w:val="18"/>
-          <w:szCs w:val="18"/>
-        </w:rPr>
         <w:tab/>
       </w:r>
       <w:r>
         <w:rPr>
           <w:rFonts w:ascii="Avenir Next" w:hAnsi="Avenir Next" w:cs="Avenir Next" w:eastAsia="Avenir Next"/>
           <w:color w:val="1A1A1A"/>
-          <w:sz w:val="21"/>
+          <w:sz w:val="22"/>
           <w:szCs w:val="21"/>
         </w:rPr>
         <w:t xml:space="preserve">6 + 2 + 2 + 6 = </w:t>
@@ -886,25 +895,25 @@
           <w:rFonts w:ascii="Avenir Next" w:hAnsi="Avenir Next" w:cs="Avenir Next" w:eastAsia="Avenir Next"/>
           <w:b/>
           <w:color w:val="003A70"/>
+          <w:sz w:val="22"/>
+          <w:szCs w:val="18"/>
+        </w:rPr>
+        <w:t xml:space="preserve">Step 3</w:t>
+      </w:r>
+      <w:r>
+        <w:rPr>
+          <w:rFonts w:ascii="Avenir Next" w:hAnsi="Avenir Next" w:cs="Avenir Next" w:eastAsia="Avenir Next"/>
+          <w:color w:val="1A1A1A"/>
           <w:sz w:val="18"/>
           <w:szCs w:val="18"/>
         </w:rPr>
-        <w:t xml:space="preserve">Step 3</w:t>
-      </w:r>
-      <w:r>
-        <w:rPr>
-          <w:rFonts w:ascii="Avenir Next" w:hAnsi="Avenir Next" w:cs="Avenir Next" w:eastAsia="Avenir Next"/>
-          <w:color w:val="1A1A1A"/>
-          <w:sz w:val="18"/>
-          <w:szCs w:val="18"/>
-        </w:rPr>
         <w:tab/>
       </w:r>
       <w:r>
         <w:rPr>
           <w:rFonts w:ascii="Avenir Next" w:hAnsi="Avenir Next" w:cs="Avenir Next" w:eastAsia="Avenir Next"/>
           <w:color w:val="1A1A1A"/>
-          <w:sz w:val="21"/>
+          <w:sz w:val="22"/>
           <w:szCs w:val="21"/>
         </w:rPr>
         <w:t xml:space="preserve">16 ÷ 4 = </w:t>
@@ -977,25 +986,25 @@
           <w:rFonts w:ascii="Avenir Next" w:hAnsi="Avenir Next" w:cs="Avenir Next" w:eastAsia="Avenir Next"/>
           <w:b/>
           <w:color w:val="003A70"/>
+          <w:sz w:val="22"/>
+          <w:szCs w:val="18"/>
+        </w:rPr>
+        <w:t xml:space="preserve">Step 1</w:t>
+      </w:r>
+      <w:r>
+        <w:rPr>
+          <w:rFonts w:ascii="Avenir Next" w:hAnsi="Avenir Next" w:cs="Avenir Next" w:eastAsia="Avenir Next"/>
+          <w:color w:val="1A1A1A"/>
           <w:sz w:val="18"/>
           <w:szCs w:val="18"/>
         </w:rPr>
-        <w:t xml:space="preserve">Step 1</w:t>
-      </w:r>
-      <w:r>
-        <w:rPr>
-          <w:rFonts w:ascii="Avenir Next" w:hAnsi="Avenir Next" w:cs="Avenir Next" w:eastAsia="Avenir Next"/>
-          <w:color w:val="1A1A1A"/>
-          <w:sz w:val="18"/>
-          <w:szCs w:val="18"/>
-        </w:rPr>
         <w:tab/>
       </w:r>
       <w:r>
         <w:rPr>
           <w:rFonts w:ascii="Avenir Next" w:hAnsi="Avenir Next" w:cs="Avenir Next" w:eastAsia="Avenir Next"/>
           <w:color w:val="1A1A1A"/>
-          <w:sz w:val="21"/>
+          <w:sz w:val="22"/>
           <w:szCs w:val="21"/>
         </w:rPr>
         <w:t xml:space="preserve">Distances: </w:t>
@@ -1025,25 +1034,25 @@
           <w:rFonts w:ascii="Avenir Next" w:hAnsi="Avenir Next" w:cs="Avenir Next" w:eastAsia="Avenir Next"/>
           <w:b/>
           <w:color w:val="003A70"/>
+          <w:sz w:val="22"/>
+          <w:szCs w:val="18"/>
+        </w:rPr>
+        <w:t xml:space="preserve">Step 2</w:t>
+      </w:r>
+      <w:r>
+        <w:rPr>
+          <w:rFonts w:ascii="Avenir Next" w:hAnsi="Avenir Next" w:cs="Avenir Next" w:eastAsia="Avenir Next"/>
+          <w:color w:val="1A1A1A"/>
           <w:sz w:val="18"/>
           <w:szCs w:val="18"/>
         </w:rPr>
-        <w:t xml:space="preserve">Step 2</w:t>
-      </w:r>
-      <w:r>
-        <w:rPr>
-          <w:rFonts w:ascii="Avenir Next" w:hAnsi="Avenir Next" w:cs="Avenir Next" w:eastAsia="Avenir Next"/>
-          <w:color w:val="1A1A1A"/>
-          <w:sz w:val="18"/>
-          <w:szCs w:val="18"/>
-        </w:rPr>
         <w:tab/>
       </w:r>
       <w:r>
         <w:rPr>
           <w:rFonts w:ascii="Avenir Next" w:hAnsi="Avenir Next" w:cs="Avenir Next" w:eastAsia="Avenir Next"/>
           <w:color w:val="1A1A1A"/>
-          <w:sz w:val="21"/>
+          <w:sz w:val="22"/>
           <w:szCs w:val="21"/>
         </w:rPr>
         <w:t xml:space="preserve">3 + 1 + 1 + 3 = </w:t>
@@ -1073,35 +1082,35 @@
           <w:rFonts w:ascii="Avenir Next" w:hAnsi="Avenir Next" w:cs="Avenir Next" w:eastAsia="Avenir Next"/>
           <w:b/>
           <w:color w:val="003A70"/>
+          <w:sz w:val="22"/>
+          <w:szCs w:val="18"/>
+        </w:rPr>
+        <w:t xml:space="preserve">Step 3</w:t>
+      </w:r>
+      <w:r>
+        <w:rPr>
+          <w:rFonts w:ascii="Avenir Next" w:hAnsi="Avenir Next" w:cs="Avenir Next" w:eastAsia="Avenir Next"/>
+          <w:color w:val="1A1A1A"/>
           <w:sz w:val="18"/>
           <w:szCs w:val="18"/>
         </w:rPr>
-        <w:t xml:space="preserve">Step 3</w:t>
-      </w:r>
-      <w:r>
-        <w:rPr>
-          <w:rFonts w:ascii="Avenir Next" w:hAnsi="Avenir Next" w:cs="Avenir Next" w:eastAsia="Avenir Next"/>
-          <w:color w:val="1A1A1A"/>
-          <w:sz w:val="18"/>
-          <w:szCs w:val="18"/>
-        </w:rPr>
         <w:tab/>
       </w:r>
       <w:r>
         <w:rPr>
           <w:rFonts w:ascii="Avenir Next" w:hAnsi="Avenir Next" w:cs="Avenir Next" w:eastAsia="Avenir Next"/>
           <w:color w:val="1A1A1A"/>
+          <w:sz w:val="22"/>
+          <w:szCs w:val="21"/>
+        </w:rPr>
+        <w:t xml:space="preserve">8 ÷ 4 = </w:t>
+      </w:r>
+      <w:r>
+        <w:rPr>
+          <w:rFonts w:ascii="Avenir Next" w:hAnsi="Avenir Next" w:cs="Avenir Next" w:eastAsia="Avenir Next"/>
+          <w:color w:val="1A1A1A"/>
           <w:sz w:val="21"/>
           <w:szCs w:val="21"/>
-        </w:rPr>
-        <w:t xml:space="preserve">8 ÷ 4 = </w:t>
-      </w:r>
-      <w:r>
-        <w:rPr>
-          <w:rFonts w:ascii="Avenir Next" w:hAnsi="Avenir Next" w:cs="Avenir Next" w:eastAsia="Avenir Next"/>
-          <w:color w:val="1A1A1A"/>
-          <w:sz w:val="21"/>
-          <w:szCs w:val="21"/>
           <w:u w:val="single"/>
         </w:rPr>
         <w:t xml:space="preserve">                </w:t>
@@ -1114,6 +1123,7 @@
     </w:p>
     <w:p>
       <w:pPr>
+        <w:pStyle w:val="Heading2"/>
         <w:keepNext/>
         <w:pBdr>
           <w:bottom w:val="single" w:sz="8" w:space="3" w:color="003A70"/>
@@ -1129,7 +1139,7 @@
           <w:b/>
           <w:color w:val="003A70"/>
           <w:spacing w:val="14"/>
-          <w:sz w:val="19"/>
+          <w:sz w:val="22"/>
           <w:szCs w:val="19"/>
         </w:rPr>
         <w:t xml:space="preserve">YOUR TURN</w:t>
@@ -1148,7 +1158,7 @@
           <w:rFonts w:ascii="Avenir Next" w:hAnsi="Avenir Next" w:cs="Avenir Next" w:eastAsia="Avenir Next"/>
           <w:i/>
           <w:color w:val="5A5F66"/>
-          <w:sz w:val="17"/>
+          <w:sz w:val="22"/>
           <w:szCs w:val="17"/>
         </w:rPr>
         <w:t xml:space="preserve">use the steps on your own</w:t>
@@ -1534,7 +1544,7 @@
       <w:pPr>
         <w:pageBreakBefore/>
         <w:keepNext/>
-        <w:spacing w:before="0" w:after="12" w:line="264" w:lineRule="auto"/>
+        <w:spacing w:before="0" w:after="10" w:line="252" w:lineRule="auto"/>
       </w:pPr>
       <w:r>
         <w:rPr>
@@ -1543,7 +1553,7 @@
           <w:caps/>
           <w:color w:val="003A70"/>
           <w:spacing w:val="12"/>
-          <w:sz w:val="19"/>
+          <w:sz w:val="22"/>
           <w:szCs w:val="19"/>
         </w:rPr>
         <w:t xml:space="preserve">Lesson 2-9  ·  Session 2  ·  Prerequisite Practice B  ·  Skill 2 of 2</w:t>
@@ -1551,8 +1561,9 @@
     </w:p>
     <w:p>
       <w:pPr>
+        <w:pStyle w:val="Heading1"/>
         <w:keepNext/>
-        <w:spacing w:before="0" w:after="10" w:line="240" w:lineRule="auto"/>
+        <w:spacing w:before="0" w:after="8" w:line="240" w:lineRule="auto"/>
       </w:pPr>
       <w:r>
         <w:rPr>
@@ -1570,13 +1581,13 @@
         <w:pBdr>
           <w:bottom w:val="single" w:sz="4" w:space="5" w:color="C9CDD2"/>
         </w:pBdr>
-        <w:spacing w:before="0" w:after="60" w:line="264" w:lineRule="auto"/>
+        <w:spacing w:before="0" w:after="51" w:line="252" w:lineRule="auto"/>
       </w:pPr>
       <w:r>
         <w:rPr>
           <w:rFonts w:ascii="Avenir Next" w:hAnsi="Avenir Next" w:cs="Avenir Next" w:eastAsia="Avenir Next"/>
           <w:color w:val="5A5F66"/>
-          <w:sz w:val="17"/>
+          <w:sz w:val="22"/>
           <w:szCs w:val="17"/>
         </w:rPr>
         <w:t xml:space="preserve">Builds on Lesson 2-9 Session 1 · 6.SP.B.5c</w:t>
@@ -1619,7 +1630,8 @@
           </w:tcPr>
           <w:p>
             <w:pPr>
-              <w:spacing w:before="0" w:after="0" w:line="252" w:lineRule="auto"/>
+              <w:pStyle w:val="Heading2"/>
+              <w:spacing w:before="0" w:after="0" w:line="246" w:lineRule="auto"/>
             </w:pPr>
             <w:r>
               <w:rPr>
@@ -1642,13 +1654,13 @@
           </w:tcPr>
           <w:p>
             <w:pPr>
-              <w:spacing w:before="0" w:after="0" w:line="264" w:lineRule="auto"/>
+              <w:spacing w:before="0" w:after="0" w:line="252" w:lineRule="auto"/>
             </w:pPr>
             <w:r>
               <w:rPr>
                 <w:rFonts w:ascii="Avenir Next" w:hAnsi="Avenir Next" w:cs="Avenir Next" w:eastAsia="Avenir Next"/>
                 <w:color w:val="1A1A1A"/>
-                <w:sz w:val="20"/>
+                <w:sz w:val="22"/>
                 <w:szCs w:val="20"/>
               </w:rPr>
               <w:t xml:space="preserve">Team N’s MAD of 3 means its scores sit about 3 points from 82.</w:t>
@@ -1668,7 +1680,8 @@
           </w:tcPr>
           <w:p>
             <w:pPr>
-              <w:spacing w:before="0" w:after="0" w:line="252" w:lineRule="auto"/>
+              <w:pStyle w:val="Heading2"/>
+              <w:spacing w:before="0" w:after="0" w:line="246" w:lineRule="auto"/>
             </w:pPr>
             <w:r>
               <w:rPr>
@@ -1691,13 +1704,13 @@
           </w:tcPr>
           <w:p>
             <w:pPr>
-              <w:spacing w:before="0" w:after="0" w:line="264" w:lineRule="auto"/>
+              <w:spacing w:before="0" w:after="0" w:line="252" w:lineRule="auto"/>
             </w:pPr>
             <w:r>
               <w:rPr>
                 <w:rFonts w:ascii="Avenir Next" w:hAnsi="Avenir Next" w:cs="Avenir Next" w:eastAsia="Avenir Next"/>
                 <w:color w:val="1A1A1A"/>
-                <w:sz w:val="20"/>
+                <w:sz w:val="22"/>
                 <w:szCs w:val="20"/>
               </w:rPr>
               <w:t xml:space="preserve">Explain a MAD: the typical distance from the mean.  </w:t>
@@ -1707,7 +1720,7 @@
                 <w:rFonts w:ascii="Avenir Next" w:hAnsi="Avenir Next" w:cs="Avenir Next" w:eastAsia="Avenir Next"/>
                 <w:b/>
                 <w:color w:val="1A1A1A"/>
-                <w:sz w:val="20"/>
+                <w:sz w:val="22"/>
                 <w:szCs w:val="20"/>
               </w:rPr>
               <w:t xml:space="preserve">You will use it in Practice Form A, problems 4 and 7.</w:t>
@@ -1718,6 +1731,7 @@
     </w:tbl>
     <w:p>
       <w:pPr>
+        <w:pStyle w:val="Heading2"/>
         <w:keepNext/>
         <w:pBdr>
           <w:bottom w:val="single" w:sz="8" w:space="3" w:color="003A70"/>
@@ -1725,7 +1739,7 @@
         <w:tabs>
           <w:tab w:val="right" w:pos="9504"/>
         </w:tabs>
-        <w:spacing w:before="50" w:after="36" w:line="240" w:lineRule="auto"/>
+        <w:spacing w:before="42" w:after="31" w:line="240" w:lineRule="auto"/>
       </w:pPr>
       <w:r>
         <w:rPr>
@@ -1733,7 +1747,7 @@
           <w:b/>
           <w:color w:val="003A70"/>
           <w:spacing w:val="14"/>
-          <w:sz w:val="19"/>
+          <w:sz w:val="22"/>
           <w:szCs w:val="19"/>
         </w:rPr>
         <w:t xml:space="preserve">STEPS TO FOLLOW</w:t>
@@ -1752,7 +1766,7 @@
           <w:rFonts w:ascii="Avenir Next" w:hAnsi="Avenir Next" w:cs="Avenir Next" w:eastAsia="Avenir Next"/>
           <w:i/>
           <w:color w:val="5A5F66"/>
-          <w:sz w:val="17"/>
+          <w:sz w:val="22"/>
           <w:szCs w:val="17"/>
         </w:rPr>
         <w:t xml:space="preserve">use these same steps on every problem</w:t>
@@ -1794,6 +1808,7 @@
           </w:tcPr>
           <w:p>
             <w:pPr>
+              <w:pStyle w:val="Heading1"/>
               <w:spacing w:before="0" w:after="0" w:line="240" w:lineRule="auto"/>
               <w:jc w:val="center"/>
             </w:pPr>
@@ -1816,14 +1831,14 @@
           </w:tcPr>
           <w:p>
             <w:pPr>
-              <w:spacing w:before="0" w:after="0" w:line="264" w:lineRule="auto"/>
+              <w:spacing w:before="0" w:after="0" w:line="252" w:lineRule="auto"/>
             </w:pPr>
             <w:r>
               <w:rPr>
                 <w:rFonts w:ascii="Avenir Next" w:hAnsi="Avenir Next" w:cs="Avenir Next" w:eastAsia="Avenir Next"/>
                 <w:b/>
                 <w:color w:val="1A1A1A"/>
-                <w:sz w:val="21"/>
+                <w:sz w:val="22"/>
                 <w:szCs w:val="21"/>
               </w:rPr>
               <w:t xml:space="preserve">Name</w:t>
@@ -1832,7 +1847,7 @@
               <w:rPr>
                 <w:rFonts w:ascii="Avenir Next" w:hAnsi="Avenir Next" w:cs="Avenir Next" w:eastAsia="Avenir Next"/>
                 <w:color w:val="1A1A1A"/>
-                <w:sz w:val="21"/>
+                <w:sz w:val="22"/>
                 <w:szCs w:val="21"/>
               </w:rPr>
               <w:t xml:space="preserve"> the mean and the MAD.</w:t>
@@ -1851,6 +1866,7 @@
           </w:tcPr>
           <w:p>
             <w:pPr>
+              <w:pStyle w:val="Heading1"/>
               <w:spacing w:before="0" w:after="0" w:line="240" w:lineRule="auto"/>
               <w:jc w:val="center"/>
             </w:pPr>
@@ -1873,14 +1889,14 @@
           </w:tcPr>
           <w:p>
             <w:pPr>
-              <w:spacing w:before="0" w:after="0" w:line="264" w:lineRule="auto"/>
+              <w:spacing w:before="0" w:after="0" w:line="252" w:lineRule="auto"/>
             </w:pPr>
             <w:r>
               <w:rPr>
                 <w:rFonts w:ascii="Avenir Next" w:hAnsi="Avenir Next" w:cs="Avenir Next" w:eastAsia="Avenir Next"/>
                 <w:b/>
                 <w:color w:val="1A1A1A"/>
-                <w:sz w:val="21"/>
+                <w:sz w:val="22"/>
                 <w:szCs w:val="21"/>
               </w:rPr>
               <w:t xml:space="preserve">Say</w:t>
@@ -1889,7 +1905,7 @@
               <w:rPr>
                 <w:rFonts w:ascii="Avenir Next" w:hAnsi="Avenir Next" w:cs="Avenir Next" w:eastAsia="Avenir Next"/>
                 <w:color w:val="1A1A1A"/>
-                <w:sz w:val="21"/>
+                <w:sz w:val="22"/>
                 <w:szCs w:val="21"/>
               </w:rPr>
               <w:t xml:space="preserve">: the values are typically about MAD away from the mean.</w:t>
@@ -1908,6 +1924,7 @@
           </w:tcPr>
           <w:p>
             <w:pPr>
+              <w:pStyle w:val="Heading1"/>
               <w:spacing w:before="0" w:after="0" w:line="240" w:lineRule="auto"/>
               <w:jc w:val="center"/>
             </w:pPr>
@@ -1930,14 +1947,14 @@
           </w:tcPr>
           <w:p>
             <w:pPr>
-              <w:spacing w:before="0" w:after="0" w:line="264" w:lineRule="auto"/>
+              <w:spacing w:before="0" w:after="0" w:line="252" w:lineRule="auto"/>
             </w:pPr>
             <w:r>
               <w:rPr>
                 <w:rFonts w:ascii="Avenir Next" w:hAnsi="Avenir Next" w:cs="Avenir Next" w:eastAsia="Avenir Next"/>
                 <w:b/>
                 <w:color w:val="1A1A1A"/>
-                <w:sz w:val="21"/>
+                <w:sz w:val="22"/>
                 <w:szCs w:val="21"/>
               </w:rPr>
               <w:t xml:space="preserve">Compare</w:t>
@@ -1946,7 +1963,7 @@
               <w:rPr>
                 <w:rFonts w:ascii="Avenir Next" w:hAnsi="Avenir Next" w:cs="Avenir Next" w:eastAsia="Avenir Next"/>
                 <w:color w:val="1A1A1A"/>
-                <w:sz w:val="21"/>
+                <w:sz w:val="22"/>
                 <w:szCs w:val="21"/>
               </w:rPr>
               <w:t xml:space="preserve">: a smaller MAD means steadier values.</w:t>
@@ -1957,6 +1974,7 @@
     </w:tbl>
     <w:p>
       <w:pPr>
+        <w:pStyle w:val="Heading2"/>
         <w:keepNext/>
         <w:pBdr>
           <w:bottom w:val="single" w:sz="8" w:space="3" w:color="003A70"/>
@@ -1964,7 +1982,7 @@
         <w:tabs>
           <w:tab w:val="right" w:pos="9504"/>
         </w:tabs>
-        <w:spacing w:before="50" w:after="36" w:line="240" w:lineRule="auto"/>
+        <w:spacing w:before="42" w:after="31" w:line="240" w:lineRule="auto"/>
       </w:pPr>
       <w:r>
         <w:rPr>
@@ -1972,7 +1990,7 @@
           <w:b/>
           <w:color w:val="003A70"/>
           <w:spacing w:val="14"/>
-          <w:sz w:val="19"/>
+          <w:sz w:val="22"/>
           <w:szCs w:val="19"/>
         </w:rPr>
         <w:t xml:space="preserve">WATCH ME</w:t>
@@ -1991,7 +2009,7 @@
           <w:rFonts w:ascii="Avenir Next" w:hAnsi="Avenir Next" w:cs="Avenir Next" w:eastAsia="Avenir Next"/>
           <w:i/>
           <w:color w:val="5A5F66"/>
-          <w:sz w:val="17"/>
+          <w:sz w:val="22"/>
           <w:szCs w:val="17"/>
         </w:rPr>
         <w:t xml:space="preserve">the steps in action</w:t>
@@ -1999,14 +2017,14 @@
     </w:p>
     <w:p>
       <w:pPr>
-        <w:spacing w:before="0" w:after="40" w:line="264" w:lineRule="auto"/>
-      </w:pPr>
-      <w:r>
-        <w:rPr>
-          <w:rFonts w:ascii="Avenir Next" w:hAnsi="Avenir Next" w:cs="Avenir Next" w:eastAsia="Avenir Next"/>
-          <w:b/>
-          <w:color w:val="1A1A1A"/>
-          <w:sz w:val="21"/>
+        <w:spacing w:before="0" w:after="34" w:line="252" w:lineRule="auto"/>
+      </w:pPr>
+      <w:r>
+        <w:rPr>
+          <w:rFonts w:ascii="Avenir Next" w:hAnsi="Avenir Next" w:cs="Avenir Next" w:eastAsia="Avenir Next"/>
+          <w:b/>
+          <w:color w:val="1A1A1A"/>
+          <w:sz w:val="22"/>
           <w:szCs w:val="21"/>
         </w:rPr>
         <w:t xml:space="preserve">Team N has mean 82 and MAD 3. What does the MAD mean?</w:t>
@@ -2017,7 +2035,7 @@
         <w:tabs>
           <w:tab w:val="left" w:pos="950"/>
         </w:tabs>
-        <w:spacing w:before="0" w:after="24" w:line="256" w:lineRule="auto"/>
+        <w:spacing w:before="0" w:after="20" w:line="248" w:lineRule="auto"/>
         <w:ind w:left="950" w:hanging="950"/>
       </w:pPr>
       <w:r>
@@ -2025,25 +2043,25 @@
           <w:rFonts w:ascii="Avenir Next" w:hAnsi="Avenir Next" w:cs="Avenir Next" w:eastAsia="Avenir Next"/>
           <w:b/>
           <w:color w:val="003A70"/>
+          <w:sz w:val="22"/>
+          <w:szCs w:val="19"/>
+        </w:rPr>
+        <w:t xml:space="preserve">Step 1</w:t>
+      </w:r>
+      <w:r>
+        <w:rPr>
+          <w:rFonts w:ascii="Avenir Next" w:hAnsi="Avenir Next" w:cs="Avenir Next" w:eastAsia="Avenir Next"/>
+          <w:color w:val="1A1A1A"/>
           <w:sz w:val="19"/>
           <w:szCs w:val="19"/>
         </w:rPr>
-        <w:t xml:space="preserve">Step 1</w:t>
-      </w:r>
-      <w:r>
-        <w:rPr>
-          <w:rFonts w:ascii="Avenir Next" w:hAnsi="Avenir Next" w:cs="Avenir Next" w:eastAsia="Avenir Next"/>
-          <w:color w:val="1A1A1A"/>
-          <w:sz w:val="19"/>
-          <w:szCs w:val="19"/>
-        </w:rPr>
         <w:tab/>
       </w:r>
       <w:r>
         <w:rPr>
           <w:rFonts w:ascii="Avenir Next" w:hAnsi="Avenir Next" w:cs="Avenir Next" w:eastAsia="Avenir Next"/>
           <w:color w:val="1A1A1A"/>
-          <w:sz w:val="21"/>
+          <w:sz w:val="22"/>
           <w:szCs w:val="21"/>
         </w:rPr>
         <w:t xml:space="preserve">Mean 82, MAD 3.</w:t>
@@ -2054,7 +2072,7 @@
         <w:tabs>
           <w:tab w:val="left" w:pos="950"/>
         </w:tabs>
-        <w:spacing w:before="0" w:after="24" w:line="256" w:lineRule="auto"/>
+        <w:spacing w:before="0" w:after="20" w:line="248" w:lineRule="auto"/>
         <w:ind w:left="950" w:hanging="950"/>
       </w:pPr>
       <w:r>
@@ -2062,25 +2080,25 @@
           <w:rFonts w:ascii="Avenir Next" w:hAnsi="Avenir Next" w:cs="Avenir Next" w:eastAsia="Avenir Next"/>
           <w:b/>
           <w:color w:val="003A70"/>
+          <w:sz w:val="22"/>
+          <w:szCs w:val="19"/>
+        </w:rPr>
+        <w:t xml:space="preserve">Step 2</w:t>
+      </w:r>
+      <w:r>
+        <w:rPr>
+          <w:rFonts w:ascii="Avenir Next" w:hAnsi="Avenir Next" w:cs="Avenir Next" w:eastAsia="Avenir Next"/>
+          <w:color w:val="1A1A1A"/>
           <w:sz w:val="19"/>
           <w:szCs w:val="19"/>
         </w:rPr>
-        <w:t xml:space="preserve">Step 2</w:t>
-      </w:r>
-      <w:r>
-        <w:rPr>
-          <w:rFonts w:ascii="Avenir Next" w:hAnsi="Avenir Next" w:cs="Avenir Next" w:eastAsia="Avenir Next"/>
-          <w:color w:val="1A1A1A"/>
-          <w:sz w:val="19"/>
-          <w:szCs w:val="19"/>
-        </w:rPr>
         <w:tab/>
       </w:r>
       <w:r>
         <w:rPr>
           <w:rFonts w:ascii="Avenir Next" w:hAnsi="Avenir Next" w:cs="Avenir Next" w:eastAsia="Avenir Next"/>
           <w:color w:val="1A1A1A"/>
-          <w:sz w:val="21"/>
+          <w:sz w:val="22"/>
           <w:szCs w:val="21"/>
         </w:rPr>
         <w:t xml:space="preserve">Scores are typically about 3 points from 82.</w:t>
@@ -2091,7 +2109,7 @@
         <w:tabs>
           <w:tab w:val="left" w:pos="950"/>
         </w:tabs>
-        <w:spacing w:before="0" w:after="24" w:line="256" w:lineRule="auto"/>
+        <w:spacing w:before="0" w:after="20" w:line="248" w:lineRule="auto"/>
         <w:ind w:left="950" w:hanging="950"/>
       </w:pPr>
       <w:r>
@@ -2099,25 +2117,25 @@
           <w:rFonts w:ascii="Avenir Next" w:hAnsi="Avenir Next" w:cs="Avenir Next" w:eastAsia="Avenir Next"/>
           <w:b/>
           <w:color w:val="003A70"/>
+          <w:sz w:val="22"/>
+          <w:szCs w:val="19"/>
+        </w:rPr>
+        <w:t xml:space="preserve">Step 3</w:t>
+      </w:r>
+      <w:r>
+        <w:rPr>
+          <w:rFonts w:ascii="Avenir Next" w:hAnsi="Avenir Next" w:cs="Avenir Next" w:eastAsia="Avenir Next"/>
+          <w:color w:val="1A1A1A"/>
           <w:sz w:val="19"/>
           <w:szCs w:val="19"/>
         </w:rPr>
-        <w:t xml:space="preserve">Step 3</w:t>
-      </w:r>
-      <w:r>
-        <w:rPr>
-          <w:rFonts w:ascii="Avenir Next" w:hAnsi="Avenir Next" w:cs="Avenir Next" w:eastAsia="Avenir Next"/>
-          <w:color w:val="1A1A1A"/>
-          <w:sz w:val="19"/>
-          <w:szCs w:val="19"/>
-        </w:rPr>
         <w:tab/>
       </w:r>
       <w:r>
         <w:rPr>
           <w:rFonts w:ascii="Avenir Next" w:hAnsi="Avenir Next" w:cs="Avenir Next" w:eastAsia="Avenir Next"/>
           <w:color w:val="1A1A1A"/>
-          <w:sz w:val="21"/>
+          <w:sz w:val="22"/>
           <w:szCs w:val="21"/>
         </w:rPr>
         <w:t xml:space="preserve">That is close, so Team N is steady.</w:t>
@@ -2128,7 +2146,7 @@
         <w:tabs>
           <w:tab w:val="left" w:pos="950"/>
         </w:tabs>
-        <w:spacing w:before="20" w:after="0" w:line="256" w:lineRule="auto"/>
+        <w:spacing w:before="17" w:after="0" w:line="248" w:lineRule="auto"/>
         <w:ind w:left="950" w:hanging="950"/>
       </w:pPr>
       <w:r>
@@ -2136,18 +2154,18 @@
           <w:rFonts w:ascii="Avenir Next" w:hAnsi="Avenir Next" w:cs="Avenir Next" w:eastAsia="Avenir Next"/>
           <w:b/>
           <w:color w:val="1A1A1A"/>
+          <w:sz w:val="22"/>
+          <w:szCs w:val="21"/>
+        </w:rPr>
+        <w:t xml:space="preserve">Answer</w:t>
+      </w:r>
+      <w:r>
+        <w:rPr>
+          <w:rFonts w:ascii="Avenir Next" w:hAnsi="Avenir Next" w:cs="Avenir Next" w:eastAsia="Avenir Next"/>
+          <w:color w:val="1A1A1A"/>
           <w:sz w:val="21"/>
           <w:szCs w:val="21"/>
         </w:rPr>
-        <w:t xml:space="preserve">Answer</w:t>
-      </w:r>
-      <w:r>
-        <w:rPr>
-          <w:rFonts w:ascii="Avenir Next" w:hAnsi="Avenir Next" w:cs="Avenir Next" w:eastAsia="Avenir Next"/>
-          <w:color w:val="1A1A1A"/>
-          <w:sz w:val="21"/>
-          <w:szCs w:val="21"/>
-        </w:rPr>
         <w:tab/>
       </w:r>
       <w:r>
@@ -2155,7 +2173,7 @@
           <w:rFonts w:ascii="Avenir Next" w:hAnsi="Avenir Next" w:cs="Avenir Next" w:eastAsia="Avenir Next"/>
           <w:b/>
           <w:color w:val="1A1A1A"/>
-          <w:sz w:val="21"/>
+          <w:sz w:val="22"/>
           <w:szCs w:val="21"/>
         </w:rPr>
         <w:t xml:space="preserve">Scores are typically about 3 points from 82.</w:t>
@@ -2163,6 +2181,7 @@
     </w:p>
     <w:p>
       <w:pPr>
+        <w:pStyle w:val="Heading2"/>
         <w:keepNext/>
         <w:pBdr>
           <w:bottom w:val="single" w:sz="8" w:space="3" w:color="003A70"/>
@@ -2170,7 +2189,7 @@
         <w:tabs>
           <w:tab w:val="right" w:pos="9504"/>
         </w:tabs>
-        <w:spacing w:before="50" w:after="36" w:line="240" w:lineRule="auto"/>
+        <w:spacing w:before="42" w:after="31" w:line="240" w:lineRule="auto"/>
       </w:pPr>
       <w:r>
         <w:rPr>
@@ -2178,7 +2197,7 @@
           <w:b/>
           <w:color w:val="003A70"/>
           <w:spacing w:val="14"/>
-          <w:sz w:val="19"/>
+          <w:sz w:val="22"/>
           <w:szCs w:val="19"/>
         </w:rPr>
         <w:t xml:space="preserve">TRY IT WITH HELP</w:t>
@@ -2197,7 +2216,7 @@
           <w:rFonts w:ascii="Avenir Next" w:hAnsi="Avenir Next" w:cs="Avenir Next" w:eastAsia="Avenir Next"/>
           <w:i/>
           <w:color w:val="5A5F66"/>
-          <w:sz w:val="17"/>
+          <w:sz w:val="22"/>
           <w:szCs w:val="17"/>
         </w:rPr>
         <w:t xml:space="preserve">fill in each step</w:t>
@@ -2209,7 +2228,7 @@
         <w:tabs>
           <w:tab w:val="left" w:pos="432"/>
         </w:tabs>
-        <w:spacing w:before="90" w:after="40" w:line="268" w:lineRule="auto"/>
+        <w:spacing w:before="76" w:after="34" w:line="254" w:lineRule="auto"/>
         <w:ind w:left="432" w:hanging="432"/>
       </w:pPr>
       <w:r>
@@ -2247,7 +2266,7 @@
         <w:tabs>
           <w:tab w:val="left" w:pos="1300"/>
         </w:tabs>
-        <w:spacing w:before="0" w:after="24" w:line="272" w:lineRule="auto"/>
+        <w:spacing w:before="0" w:after="20" w:line="256" w:lineRule="auto"/>
         <w:ind w:left="1300" w:hanging="868"/>
       </w:pPr>
       <w:r>
@@ -2255,28 +2274,47 @@
           <w:rFonts w:ascii="Avenir Next" w:hAnsi="Avenir Next" w:cs="Avenir Next" w:eastAsia="Avenir Next"/>
           <w:b/>
           <w:color w:val="003A70"/>
+          <w:sz w:val="22"/>
+          <w:szCs w:val="18"/>
+        </w:rPr>
+        <w:t xml:space="preserve">Step 1</w:t>
+      </w:r>
+      <w:r>
+        <w:rPr>
+          <w:rFonts w:ascii="Avenir Next" w:hAnsi="Avenir Next" w:cs="Avenir Next" w:eastAsia="Avenir Next"/>
+          <w:color w:val="1A1A1A"/>
           <w:sz w:val="18"/>
           <w:szCs w:val="18"/>
         </w:rPr>
-        <w:t xml:space="preserve">Step 1</w:t>
-      </w:r>
-      <w:r>
-        <w:rPr>
-          <w:rFonts w:ascii="Avenir Next" w:hAnsi="Avenir Next" w:cs="Avenir Next" w:eastAsia="Avenir Next"/>
-          <w:color w:val="1A1A1A"/>
-          <w:sz w:val="18"/>
-          <w:szCs w:val="18"/>
-        </w:rPr>
         <w:tab/>
       </w:r>
       <w:r>
         <w:rPr>
           <w:rFonts w:ascii="Avenir Next" w:hAnsi="Avenir Next" w:cs="Avenir Next" w:eastAsia="Avenir Next"/>
           <w:color w:val="1A1A1A"/>
+          <w:sz w:val="22"/>
+          <w:szCs w:val="21"/>
+        </w:rPr>
+        <w:t xml:space="preserve">Mean </w:t>
+      </w:r>
+      <w:r>
+        <w:rPr>
+          <w:rFonts w:ascii="Avenir Next" w:hAnsi="Avenir Next" w:cs="Avenir Next" w:eastAsia="Avenir Next"/>
+          <w:color w:val="1A1A1A"/>
           <w:sz w:val="21"/>
           <w:szCs w:val="21"/>
-        </w:rPr>
-        <w:t xml:space="preserve">Mean </w:t>
+          <w:u w:val="single"/>
+        </w:rPr>
+        <w:t xml:space="preserve">                </w:t>
+      </w:r>
+      <w:r>
+        <w:rPr>
+          <w:rFonts w:ascii="Avenir Next" w:hAnsi="Avenir Next" w:cs="Avenir Next" w:eastAsia="Avenir Next"/>
+          <w:color w:val="1A1A1A"/>
+          <w:sz w:val="22"/>
+          <w:szCs w:val="21"/>
+        </w:rPr>
+        <w:t xml:space="preserve">, MAD </w:t>
       </w:r>
       <w:r>
         <w:rPr>
@@ -2292,26 +2330,7 @@
         <w:rPr>
           <w:rFonts w:ascii="Avenir Next" w:hAnsi="Avenir Next" w:cs="Avenir Next" w:eastAsia="Avenir Next"/>
           <w:color w:val="1A1A1A"/>
-          <w:sz w:val="21"/>
-          <w:szCs w:val="21"/>
-        </w:rPr>
-        <w:t xml:space="preserve">, MAD </w:t>
-      </w:r>
-      <w:r>
-        <w:rPr>
-          <w:rFonts w:ascii="Avenir Next" w:hAnsi="Avenir Next" w:cs="Avenir Next" w:eastAsia="Avenir Next"/>
-          <w:color w:val="1A1A1A"/>
-          <w:sz w:val="21"/>
-          <w:szCs w:val="21"/>
-          <w:u w:val="single"/>
-        </w:rPr>
-        <w:t xml:space="preserve">                </w:t>
-      </w:r>
-      <w:r>
-        <w:rPr>
-          <w:rFonts w:ascii="Avenir Next" w:hAnsi="Avenir Next" w:cs="Avenir Next" w:eastAsia="Avenir Next"/>
-          <w:color w:val="1A1A1A"/>
-          <w:sz w:val="21"/>
+          <w:sz w:val="22"/>
           <w:szCs w:val="21"/>
         </w:rPr>
         <w:t xml:space="preserve">.</w:t>
@@ -2323,7 +2342,7 @@
         <w:tabs>
           <w:tab w:val="left" w:pos="1300"/>
         </w:tabs>
-        <w:spacing w:before="0" w:after="24" w:line="272" w:lineRule="auto"/>
+        <w:spacing w:before="0" w:after="20" w:line="256" w:lineRule="auto"/>
         <w:ind w:left="1300" w:hanging="868"/>
       </w:pPr>
       <w:r>
@@ -2331,35 +2350,35 @@
           <w:rFonts w:ascii="Avenir Next" w:hAnsi="Avenir Next" w:cs="Avenir Next" w:eastAsia="Avenir Next"/>
           <w:b/>
           <w:color w:val="003A70"/>
+          <w:sz w:val="22"/>
+          <w:szCs w:val="18"/>
+        </w:rPr>
+        <w:t xml:space="preserve">Step 2</w:t>
+      </w:r>
+      <w:r>
+        <w:rPr>
+          <w:rFonts w:ascii="Avenir Next" w:hAnsi="Avenir Next" w:cs="Avenir Next" w:eastAsia="Avenir Next"/>
+          <w:color w:val="1A1A1A"/>
           <w:sz w:val="18"/>
           <w:szCs w:val="18"/>
         </w:rPr>
-        <w:t xml:space="preserve">Step 2</w:t>
-      </w:r>
-      <w:r>
-        <w:rPr>
-          <w:rFonts w:ascii="Avenir Next" w:hAnsi="Avenir Next" w:cs="Avenir Next" w:eastAsia="Avenir Next"/>
-          <w:color w:val="1A1A1A"/>
-          <w:sz w:val="18"/>
-          <w:szCs w:val="18"/>
-        </w:rPr>
         <w:tab/>
       </w:r>
       <w:r>
         <w:rPr>
           <w:rFonts w:ascii="Avenir Next" w:hAnsi="Avenir Next" w:cs="Avenir Next" w:eastAsia="Avenir Next"/>
           <w:color w:val="1A1A1A"/>
+          <w:sz w:val="22"/>
+          <w:szCs w:val="21"/>
+        </w:rPr>
+        <w:t xml:space="preserve">Times are typically about </w:t>
+      </w:r>
+      <w:r>
+        <w:rPr>
+          <w:rFonts w:ascii="Avenir Next" w:hAnsi="Avenir Next" w:cs="Avenir Next" w:eastAsia="Avenir Next"/>
+          <w:color w:val="1A1A1A"/>
           <w:sz w:val="21"/>
           <w:szCs w:val="21"/>
-        </w:rPr>
-        <w:t xml:space="preserve">Times are typically about </w:t>
-      </w:r>
-      <w:r>
-        <w:rPr>
-          <w:rFonts w:ascii="Avenir Next" w:hAnsi="Avenir Next" w:cs="Avenir Next" w:eastAsia="Avenir Next"/>
-          <w:color w:val="1A1A1A"/>
-          <w:sz w:val="21"/>
-          <w:szCs w:val="21"/>
           <w:u w:val="single"/>
         </w:rPr>
         <w:t xml:space="preserve">                </w:t>
@@ -2368,7 +2387,7 @@
         <w:rPr>
           <w:rFonts w:ascii="Avenir Next" w:hAnsi="Avenir Next" w:cs="Avenir Next" w:eastAsia="Avenir Next"/>
           <w:color w:val="1A1A1A"/>
-          <w:sz w:val="21"/>
+          <w:sz w:val="22"/>
           <w:szCs w:val="21"/>
         </w:rPr>
         <w:t xml:space="preserve"> min from 45.</w:t>
@@ -2380,7 +2399,7 @@
         <w:tabs>
           <w:tab w:val="left" w:pos="1300"/>
         </w:tabs>
-        <w:spacing w:before="0" w:after="24" w:line="272" w:lineRule="auto"/>
+        <w:spacing w:before="0" w:after="20" w:line="256" w:lineRule="auto"/>
         <w:ind w:left="1300" w:hanging="868"/>
       </w:pPr>
       <w:r>
@@ -2388,25 +2407,25 @@
           <w:rFonts w:ascii="Avenir Next" w:hAnsi="Avenir Next" w:cs="Avenir Next" w:eastAsia="Avenir Next"/>
           <w:b/>
           <w:color w:val="003A70"/>
+          <w:sz w:val="22"/>
+          <w:szCs w:val="18"/>
+        </w:rPr>
+        <w:t xml:space="preserve">Step 3</w:t>
+      </w:r>
+      <w:r>
+        <w:rPr>
+          <w:rFonts w:ascii="Avenir Next" w:hAnsi="Avenir Next" w:cs="Avenir Next" w:eastAsia="Avenir Next"/>
+          <w:color w:val="1A1A1A"/>
           <w:sz w:val="18"/>
           <w:szCs w:val="18"/>
         </w:rPr>
-        <w:t xml:space="preserve">Step 3</w:t>
-      </w:r>
-      <w:r>
-        <w:rPr>
-          <w:rFonts w:ascii="Avenir Next" w:hAnsi="Avenir Next" w:cs="Avenir Next" w:eastAsia="Avenir Next"/>
-          <w:color w:val="1A1A1A"/>
-          <w:sz w:val="18"/>
-          <w:szCs w:val="18"/>
-        </w:rPr>
         <w:tab/>
       </w:r>
       <w:r>
         <w:rPr>
           <w:rFonts w:ascii="Avenir Next" w:hAnsi="Avenir Next" w:cs="Avenir Next" w:eastAsia="Avenir Next"/>
           <w:color w:val="1A1A1A"/>
-          <w:sz w:val="21"/>
+          <w:sz w:val="22"/>
           <w:szCs w:val="21"/>
         </w:rPr>
         <w:t xml:space="preserve">Is 3 min close or far? </w:t>
@@ -2433,7 +2452,7 @@
         <w:tabs>
           <w:tab w:val="left" w:pos="432"/>
         </w:tabs>
-        <w:spacing w:before="90" w:after="40" w:line="268" w:lineRule="auto"/>
+        <w:spacing w:before="76" w:after="34" w:line="254" w:lineRule="auto"/>
         <w:ind w:left="432" w:hanging="432"/>
       </w:pPr>
       <w:r>
@@ -2471,7 +2490,7 @@
         <w:tabs>
           <w:tab w:val="left" w:pos="1300"/>
         </w:tabs>
-        <w:spacing w:before="0" w:after="24" w:line="272" w:lineRule="auto"/>
+        <w:spacing w:before="0" w:after="20" w:line="256" w:lineRule="auto"/>
         <w:ind w:left="1300" w:hanging="868"/>
       </w:pPr>
       <w:r>
@@ -2479,28 +2498,47 @@
           <w:rFonts w:ascii="Avenir Next" w:hAnsi="Avenir Next" w:cs="Avenir Next" w:eastAsia="Avenir Next"/>
           <w:b/>
           <w:color w:val="003A70"/>
+          <w:sz w:val="22"/>
+          <w:szCs w:val="18"/>
+        </w:rPr>
+        <w:t xml:space="preserve">Step 1</w:t>
+      </w:r>
+      <w:r>
+        <w:rPr>
+          <w:rFonts w:ascii="Avenir Next" w:hAnsi="Avenir Next" w:cs="Avenir Next" w:eastAsia="Avenir Next"/>
+          <w:color w:val="1A1A1A"/>
           <w:sz w:val="18"/>
           <w:szCs w:val="18"/>
         </w:rPr>
-        <w:t xml:space="preserve">Step 1</w:t>
-      </w:r>
-      <w:r>
-        <w:rPr>
-          <w:rFonts w:ascii="Avenir Next" w:hAnsi="Avenir Next" w:cs="Avenir Next" w:eastAsia="Avenir Next"/>
-          <w:color w:val="1A1A1A"/>
-          <w:sz w:val="18"/>
-          <w:szCs w:val="18"/>
-        </w:rPr>
         <w:tab/>
       </w:r>
       <w:r>
         <w:rPr>
           <w:rFonts w:ascii="Avenir Next" w:hAnsi="Avenir Next" w:cs="Avenir Next" w:eastAsia="Avenir Next"/>
           <w:color w:val="1A1A1A"/>
+          <w:sz w:val="22"/>
+          <w:szCs w:val="21"/>
+        </w:rPr>
+        <w:t xml:space="preserve">MADs: </w:t>
+      </w:r>
+      <w:r>
+        <w:rPr>
+          <w:rFonts w:ascii="Avenir Next" w:hAnsi="Avenir Next" w:cs="Avenir Next" w:eastAsia="Avenir Next"/>
+          <w:color w:val="1A1A1A"/>
           <w:sz w:val="21"/>
           <w:szCs w:val="21"/>
-        </w:rPr>
-        <w:t xml:space="preserve">MADs: </w:t>
+          <w:u w:val="single"/>
+        </w:rPr>
+        <w:t xml:space="preserve">                </w:t>
+      </w:r>
+      <w:r>
+        <w:rPr>
+          <w:rFonts w:ascii="Avenir Next" w:hAnsi="Avenir Next" w:cs="Avenir Next" w:eastAsia="Avenir Next"/>
+          <w:color w:val="1A1A1A"/>
+          <w:sz w:val="22"/>
+          <w:szCs w:val="21"/>
+        </w:rPr>
+        <w:t xml:space="preserve"> and </w:t>
       </w:r>
       <w:r>
         <w:rPr>
@@ -2516,26 +2554,7 @@
         <w:rPr>
           <w:rFonts w:ascii="Avenir Next" w:hAnsi="Avenir Next" w:cs="Avenir Next" w:eastAsia="Avenir Next"/>
           <w:color w:val="1A1A1A"/>
-          <w:sz w:val="21"/>
-          <w:szCs w:val="21"/>
-        </w:rPr>
-        <w:t xml:space="preserve"> and </w:t>
-      </w:r>
-      <w:r>
-        <w:rPr>
-          <w:rFonts w:ascii="Avenir Next" w:hAnsi="Avenir Next" w:cs="Avenir Next" w:eastAsia="Avenir Next"/>
-          <w:color w:val="1A1A1A"/>
-          <w:sz w:val="21"/>
-          <w:szCs w:val="21"/>
-          <w:u w:val="single"/>
-        </w:rPr>
-        <w:t xml:space="preserve">                </w:t>
-      </w:r>
-      <w:r>
-        <w:rPr>
-          <w:rFonts w:ascii="Avenir Next" w:hAnsi="Avenir Next" w:cs="Avenir Next" w:eastAsia="Avenir Next"/>
-          <w:color w:val="1A1A1A"/>
-          <w:sz w:val="21"/>
+          <w:sz w:val="22"/>
           <w:szCs w:val="21"/>
         </w:rPr>
         <w:t xml:space="preserve">.</w:t>
@@ -2547,7 +2566,7 @@
         <w:tabs>
           <w:tab w:val="left" w:pos="1300"/>
         </w:tabs>
-        <w:spacing w:before="0" w:after="24" w:line="272" w:lineRule="auto"/>
+        <w:spacing w:before="0" w:after="20" w:line="256" w:lineRule="auto"/>
         <w:ind w:left="1300" w:hanging="868"/>
       </w:pPr>
       <w:r>
@@ -2555,35 +2574,35 @@
           <w:rFonts w:ascii="Avenir Next" w:hAnsi="Avenir Next" w:cs="Avenir Next" w:eastAsia="Avenir Next"/>
           <w:b/>
           <w:color w:val="003A70"/>
+          <w:sz w:val="22"/>
+          <w:szCs w:val="18"/>
+        </w:rPr>
+        <w:t xml:space="preserve">Step 2</w:t>
+      </w:r>
+      <w:r>
+        <w:rPr>
+          <w:rFonts w:ascii="Avenir Next" w:hAnsi="Avenir Next" w:cs="Avenir Next" w:eastAsia="Avenir Next"/>
+          <w:color w:val="1A1A1A"/>
           <w:sz w:val="18"/>
           <w:szCs w:val="18"/>
         </w:rPr>
-        <w:t xml:space="preserve">Step 2</w:t>
-      </w:r>
-      <w:r>
-        <w:rPr>
-          <w:rFonts w:ascii="Avenir Next" w:hAnsi="Avenir Next" w:cs="Avenir Next" w:eastAsia="Avenir Next"/>
-          <w:color w:val="1A1A1A"/>
-          <w:sz w:val="18"/>
-          <w:szCs w:val="18"/>
-        </w:rPr>
         <w:tab/>
       </w:r>
       <w:r>
         <w:rPr>
           <w:rFonts w:ascii="Avenir Next" w:hAnsi="Avenir Next" w:cs="Avenir Next" w:eastAsia="Avenir Next"/>
           <w:color w:val="1A1A1A"/>
+          <w:sz w:val="22"/>
+          <w:szCs w:val="21"/>
+        </w:rPr>
+        <w:t xml:space="preserve">A’s values are typically about </w:t>
+      </w:r>
+      <w:r>
+        <w:rPr>
+          <w:rFonts w:ascii="Avenir Next" w:hAnsi="Avenir Next" w:cs="Avenir Next" w:eastAsia="Avenir Next"/>
+          <w:color w:val="1A1A1A"/>
           <w:sz w:val="21"/>
           <w:szCs w:val="21"/>
-        </w:rPr>
-        <w:t xml:space="preserve">A's values are typically about </w:t>
-      </w:r>
-      <w:r>
-        <w:rPr>
-          <w:rFonts w:ascii="Avenir Next" w:hAnsi="Avenir Next" w:cs="Avenir Next" w:eastAsia="Avenir Next"/>
-          <w:color w:val="1A1A1A"/>
-          <w:sz w:val="21"/>
-          <w:szCs w:val="21"/>
           <w:u w:val="single"/>
         </w:rPr>
         <w:t xml:space="preserve">                </w:t>
@@ -2592,7 +2611,7 @@
         <w:rPr>
           <w:rFonts w:ascii="Avenir Next" w:hAnsi="Avenir Next" w:cs="Avenir Next" w:eastAsia="Avenir Next"/>
           <w:color w:val="1A1A1A"/>
-          <w:sz w:val="21"/>
+          <w:sz w:val="22"/>
           <w:szCs w:val="21"/>
         </w:rPr>
         <w:t xml:space="preserve"> from its mean.</w:t>
@@ -2604,7 +2623,7 @@
         <w:tabs>
           <w:tab w:val="left" w:pos="1300"/>
         </w:tabs>
-        <w:spacing w:before="0" w:after="24" w:line="272" w:lineRule="auto"/>
+        <w:spacing w:before="0" w:after="20" w:line="256" w:lineRule="auto"/>
         <w:ind w:left="1300" w:hanging="868"/>
       </w:pPr>
       <w:r>
@@ -2612,35 +2631,35 @@
           <w:rFonts w:ascii="Avenir Next" w:hAnsi="Avenir Next" w:cs="Avenir Next" w:eastAsia="Avenir Next"/>
           <w:b/>
           <w:color w:val="003A70"/>
+          <w:sz w:val="22"/>
+          <w:szCs w:val="18"/>
+        </w:rPr>
+        <w:t xml:space="preserve">Step 3</w:t>
+      </w:r>
+      <w:r>
+        <w:rPr>
+          <w:rFonts w:ascii="Avenir Next" w:hAnsi="Avenir Next" w:cs="Avenir Next" w:eastAsia="Avenir Next"/>
+          <w:color w:val="1A1A1A"/>
           <w:sz w:val="18"/>
           <w:szCs w:val="18"/>
         </w:rPr>
-        <w:t xml:space="preserve">Step 3</w:t>
-      </w:r>
-      <w:r>
-        <w:rPr>
-          <w:rFonts w:ascii="Avenir Next" w:hAnsi="Avenir Next" w:cs="Avenir Next" w:eastAsia="Avenir Next"/>
-          <w:color w:val="1A1A1A"/>
-          <w:sz w:val="18"/>
-          <w:szCs w:val="18"/>
-        </w:rPr>
         <w:tab/>
       </w:r>
       <w:r>
         <w:rPr>
           <w:rFonts w:ascii="Avenir Next" w:hAnsi="Avenir Next" w:cs="Avenir Next" w:eastAsia="Avenir Next"/>
           <w:color w:val="1A1A1A"/>
+          <w:sz w:val="22"/>
+          <w:szCs w:val="21"/>
+        </w:rPr>
+        <w:t xml:space="preserve">The smaller MAD is steadier: Set </w:t>
+      </w:r>
+      <w:r>
+        <w:rPr>
+          <w:rFonts w:ascii="Avenir Next" w:hAnsi="Avenir Next" w:cs="Avenir Next" w:eastAsia="Avenir Next"/>
+          <w:color w:val="1A1A1A"/>
           <w:sz w:val="21"/>
           <w:szCs w:val="21"/>
-        </w:rPr>
-        <w:t xml:space="preserve">The smaller MAD is steadier: Set </w:t>
-      </w:r>
-      <w:r>
-        <w:rPr>
-          <w:rFonts w:ascii="Avenir Next" w:hAnsi="Avenir Next" w:cs="Avenir Next" w:eastAsia="Avenir Next"/>
-          <w:color w:val="1A1A1A"/>
-          <w:sz w:val="21"/>
-          <w:szCs w:val="21"/>
           <w:u w:val="single"/>
         </w:rPr>
         <w:t xml:space="preserve">                </w:t>
@@ -2649,7 +2668,7 @@
         <w:rPr>
           <w:rFonts w:ascii="Avenir Next" w:hAnsi="Avenir Next" w:cs="Avenir Next" w:eastAsia="Avenir Next"/>
           <w:color w:val="1A1A1A"/>
-          <w:sz w:val="21"/>
+          <w:sz w:val="22"/>
           <w:szCs w:val="21"/>
         </w:rPr>
         <w:t xml:space="preserve">.</w:t>
@@ -2662,6 +2681,7 @@
     </w:p>
     <w:p>
       <w:pPr>
+        <w:pStyle w:val="Heading2"/>
         <w:keepNext/>
         <w:pBdr>
           <w:bottom w:val="single" w:sz="8" w:space="3" w:color="003A70"/>
@@ -2669,7 +2689,7 @@
         <w:tabs>
           <w:tab w:val="right" w:pos="9504"/>
         </w:tabs>
-        <w:spacing w:before="50" w:after="36" w:line="240" w:lineRule="auto"/>
+        <w:spacing w:before="42" w:after="31" w:line="240" w:lineRule="auto"/>
       </w:pPr>
       <w:r>
         <w:rPr>
@@ -2677,7 +2697,7 @@
           <w:b/>
           <w:color w:val="003A70"/>
           <w:spacing w:val="14"/>
-          <w:sz w:val="19"/>
+          <w:sz w:val="22"/>
           <w:szCs w:val="19"/>
         </w:rPr>
         <w:t xml:space="preserve">YOUR TURN</w:t>
@@ -2696,7 +2716,7 @@
           <w:rFonts w:ascii="Avenir Next" w:hAnsi="Avenir Next" w:cs="Avenir Next" w:eastAsia="Avenir Next"/>
           <w:i/>
           <w:color w:val="5A5F66"/>
-          <w:sz w:val="17"/>
+          <w:sz w:val="22"/>
           <w:szCs w:val="17"/>
         </w:rPr>
         <w:t xml:space="preserve">use the steps on your own</w:t>
@@ -2746,7 +2766,7 @@
               <w:tabs>
                 <w:tab w:val="left" w:pos="432"/>
               </w:tabs>
-              <w:spacing w:before="90" w:after="40" w:line="268" w:lineRule="auto"/>
+              <w:spacing w:before="76" w:after="34" w:line="254" w:lineRule="auto"/>
               <w:ind w:left="432" w:hanging="432"/>
             </w:pPr>
             <w:r>
@@ -2819,7 +2839,7 @@
                     <w:tabs>
                       <w:tab w:val="left" w:pos="340"/>
                     </w:tabs>
-                    <w:spacing w:before="0" w:after="0" w:line="276" w:lineRule="auto"/>
+                    <w:spacing w:before="0" w:after="0" w:line="258" w:lineRule="auto"/>
                     <w:ind w:left="340" w:hanging="340"/>
                   </w:pPr>
                   <w:r>
@@ -2881,7 +2901,7 @@
                     <w:tabs>
                       <w:tab w:val="left" w:pos="340"/>
                     </w:tabs>
-                    <w:spacing w:before="0" w:after="0" w:line="276" w:lineRule="auto"/>
+                    <w:spacing w:before="0" w:after="0" w:line="258" w:lineRule="auto"/>
                     <w:ind w:left="340" w:hanging="340"/>
                   </w:pPr>
                   <w:r>
@@ -2949,7 +2969,7 @@
                     <w:tabs>
                       <w:tab w:val="left" w:pos="340"/>
                     </w:tabs>
-                    <w:spacing w:before="0" w:after="0" w:line="276" w:lineRule="auto"/>
+                    <w:spacing w:before="0" w:after="0" w:line="258" w:lineRule="auto"/>
                     <w:ind w:left="340" w:hanging="340"/>
                   </w:pPr>
                   <w:r>
@@ -3011,7 +3031,7 @@
                     <w:tabs>
                       <w:tab w:val="left" w:pos="340"/>
                     </w:tabs>
-                    <w:spacing w:before="0" w:after="0" w:line="276" w:lineRule="auto"/>
+                    <w:spacing w:before="0" w:after="0" w:line="258" w:lineRule="auto"/>
                     <w:ind w:left="340" w:hanging="340"/>
                   </w:pPr>
                   <w:r>
@@ -3080,6 +3100,7 @@
     </w:p>
     <w:p>
       <w:pPr>
+        <w:pStyle w:val="Heading2"/>
         <w:keepNext/>
         <w:pBdr>
           <w:bottom w:val="single" w:sz="8" w:space="3" w:color="003A70"/>
@@ -3087,7 +3108,7 @@
         <w:tabs>
           <w:tab w:val="right" w:pos="9504"/>
         </w:tabs>
-        <w:spacing w:before="50" w:after="36" w:line="240" w:lineRule="auto"/>
+        <w:spacing w:before="42" w:after="31" w:line="240" w:lineRule="auto"/>
       </w:pPr>
       <w:r>
         <w:rPr>
@@ -3095,7 +3116,7 @@
           <w:b/>
           <w:color w:val="003A70"/>
           <w:spacing w:val="14"/>
-          <w:sz w:val="19"/>
+          <w:sz w:val="22"/>
           <w:szCs w:val="19"/>
         </w:rPr>
         <w:t xml:space="preserve">READY CHECK</w:t>
@@ -3114,7 +3135,7 @@
           <w:rFonts w:ascii="Avenir Next" w:hAnsi="Avenir Next" w:cs="Avenir Next" w:eastAsia="Avenir Next"/>
           <w:i/>
           <w:color w:val="5A5F66"/>
-          <w:sz w:val="17"/>
+          <w:sz w:val="22"/>
           <w:szCs w:val="17"/>
         </w:rPr>
         <w:t xml:space="preserve">a problem like the one in today’s lesson</w:t>
@@ -3164,7 +3185,7 @@
               <w:tabs>
                 <w:tab w:val="left" w:pos="432"/>
               </w:tabs>
-              <w:spacing w:before="90" w:after="40" w:line="268" w:lineRule="auto"/>
+              <w:spacing w:before="76" w:after="34" w:line="254" w:lineRule="auto"/>
               <w:ind w:left="432" w:hanging="432"/>
             </w:pPr>
             <w:r>
@@ -3236,7 +3257,7 @@
                     <w:tabs>
                       <w:tab w:val="left" w:pos="340"/>
                     </w:tabs>
-                    <w:spacing w:before="0" w:after="0" w:line="264" w:lineRule="auto"/>
+                    <w:spacing w:before="0" w:after="0" w:line="252" w:lineRule="auto"/>
                     <w:ind w:left="340" w:hanging="340"/>
                   </w:pPr>
                   <w:r>
@@ -3244,25 +3265,25 @@
                       <w:rFonts w:ascii="Avenir Next" w:hAnsi="Avenir Next" w:cs="Avenir Next" w:eastAsia="Avenir Next"/>
                       <w:b/>
                       <w:color w:val="003A70"/>
+                      <w:sz w:val="22"/>
+                      <w:szCs w:val="21"/>
+                    </w:rPr>
+                    <w:t xml:space="preserve">A</w:t>
+                  </w:r>
+                  <w:r>
+                    <w:rPr>
+                      <w:rFonts w:ascii="Avenir Next" w:hAnsi="Avenir Next" w:cs="Avenir Next" w:eastAsia="Avenir Next"/>
+                      <w:color w:val="1A1A1A"/>
                       <w:sz w:val="21"/>
                       <w:szCs w:val="21"/>
                     </w:rPr>
-                    <w:t xml:space="preserve">A</w:t>
-                  </w:r>
-                  <w:r>
-                    <w:rPr>
-                      <w:rFonts w:ascii="Avenir Next" w:hAnsi="Avenir Next" w:cs="Avenir Next" w:eastAsia="Avenir Next"/>
-                      <w:color w:val="1A1A1A"/>
-                      <w:sz w:val="21"/>
-                      <w:szCs w:val="21"/>
-                    </w:rPr>
                     <w:tab/>
                   </w:r>
                   <w:r>
                     <w:rPr>
                       <w:rFonts w:ascii="Avenir Next" w:hAnsi="Avenir Next" w:cs="Avenir Next" w:eastAsia="Avenir Next"/>
                       <w:color w:val="1A1A1A"/>
-                      <w:sz w:val="21"/>
+                      <w:sz w:val="22"/>
                       <w:szCs w:val="21"/>
                     </w:rPr>
                     <w:t xml:space="preserve">Supplier 1 varies less.</w:t>
@@ -3279,7 +3300,7 @@
                     <w:tabs>
                       <w:tab w:val="left" w:pos="340"/>
                     </w:tabs>
-                    <w:spacing w:before="0" w:after="0" w:line="264" w:lineRule="auto"/>
+                    <w:spacing w:before="0" w:after="0" w:line="252" w:lineRule="auto"/>
                     <w:ind w:left="340" w:hanging="340"/>
                   </w:pPr>
                   <w:r>
@@ -3287,25 +3308,25 @@
                       <w:rFonts w:ascii="Avenir Next" w:hAnsi="Avenir Next" w:cs="Avenir Next" w:eastAsia="Avenir Next"/>
                       <w:b/>
                       <w:color w:val="003A70"/>
+                      <w:sz w:val="22"/>
+                      <w:szCs w:val="21"/>
+                    </w:rPr>
+                    <w:t xml:space="preserve">B</w:t>
+                  </w:r>
+                  <w:r>
+                    <w:rPr>
+                      <w:rFonts w:ascii="Avenir Next" w:hAnsi="Avenir Next" w:cs="Avenir Next" w:eastAsia="Avenir Next"/>
+                      <w:color w:val="1A1A1A"/>
                       <w:sz w:val="21"/>
                       <w:szCs w:val="21"/>
                     </w:rPr>
-                    <w:t xml:space="preserve">B</w:t>
-                  </w:r>
-                  <w:r>
-                    <w:rPr>
-                      <w:rFonts w:ascii="Avenir Next" w:hAnsi="Avenir Next" w:cs="Avenir Next" w:eastAsia="Avenir Next"/>
-                      <w:color w:val="1A1A1A"/>
-                      <w:sz w:val="21"/>
-                      <w:szCs w:val="21"/>
-                    </w:rPr>
                     <w:tab/>
                   </w:r>
                   <w:r>
                     <w:rPr>
                       <w:rFonts w:ascii="Avenir Next" w:hAnsi="Avenir Next" w:cs="Avenir Next" w:eastAsia="Avenir Next"/>
                       <w:color w:val="1A1A1A"/>
-                      <w:sz w:val="21"/>
+                      <w:sz w:val="22"/>
                       <w:szCs w:val="21"/>
                     </w:rPr>
                     <w:t xml:space="preserve">Supplier 2 varies less.</w:t>
@@ -3327,7 +3348,7 @@
                     <w:tabs>
                       <w:tab w:val="left" w:pos="340"/>
                     </w:tabs>
-                    <w:spacing w:before="0" w:after="0" w:line="264" w:lineRule="auto"/>
+                    <w:spacing w:before="0" w:after="0" w:line="252" w:lineRule="auto"/>
                     <w:ind w:left="340" w:hanging="340"/>
                   </w:pPr>
                   <w:r>
@@ -3335,25 +3356,25 @@
                       <w:rFonts w:ascii="Avenir Next" w:hAnsi="Avenir Next" w:cs="Avenir Next" w:eastAsia="Avenir Next"/>
                       <w:b/>
                       <w:color w:val="003A70"/>
+                      <w:sz w:val="22"/>
+                      <w:szCs w:val="21"/>
+                    </w:rPr>
+                    <w:t xml:space="preserve">C</w:t>
+                  </w:r>
+                  <w:r>
+                    <w:rPr>
+                      <w:rFonts w:ascii="Avenir Next" w:hAnsi="Avenir Next" w:cs="Avenir Next" w:eastAsia="Avenir Next"/>
+                      <w:color w:val="1A1A1A"/>
                       <w:sz w:val="21"/>
                       <w:szCs w:val="21"/>
                     </w:rPr>
-                    <w:t xml:space="preserve">C</w:t>
-                  </w:r>
-                  <w:r>
-                    <w:rPr>
-                      <w:rFonts w:ascii="Avenir Next" w:hAnsi="Avenir Next" w:cs="Avenir Next" w:eastAsia="Avenir Next"/>
-                      <w:color w:val="1A1A1A"/>
-                      <w:sz w:val="21"/>
-                      <w:szCs w:val="21"/>
-                    </w:rPr>
                     <w:tab/>
                   </w:r>
                   <w:r>
                     <w:rPr>
                       <w:rFonts w:ascii="Avenir Next" w:hAnsi="Avenir Next" w:cs="Avenir Next" w:eastAsia="Avenir Next"/>
                       <w:color w:val="1A1A1A"/>
-                      <w:sz w:val="21"/>
+                      <w:sz w:val="22"/>
                       <w:szCs w:val="21"/>
                     </w:rPr>
                     <w:t xml:space="preserve">They vary the same.</w:t>
@@ -3370,7 +3391,7 @@
                     <w:tabs>
                       <w:tab w:val="left" w:pos="340"/>
                     </w:tabs>
-                    <w:spacing w:before="0" w:after="0" w:line="264" w:lineRule="auto"/>
+                    <w:spacing w:before="0" w:after="0" w:line="252" w:lineRule="auto"/>
                     <w:ind w:left="340" w:hanging="340"/>
                   </w:pPr>
                   <w:r>
@@ -3378,25 +3399,25 @@
                       <w:rFonts w:ascii="Avenir Next" w:hAnsi="Avenir Next" w:cs="Avenir Next" w:eastAsia="Avenir Next"/>
                       <w:b/>
                       <w:color w:val="003A70"/>
+                      <w:sz w:val="22"/>
+                      <w:szCs w:val="21"/>
+                    </w:rPr>
+                    <w:t xml:space="preserve">D</w:t>
+                  </w:r>
+                  <w:r>
+                    <w:rPr>
+                      <w:rFonts w:ascii="Avenir Next" w:hAnsi="Avenir Next" w:cs="Avenir Next" w:eastAsia="Avenir Next"/>
+                      <w:color w:val="1A1A1A"/>
                       <w:sz w:val="21"/>
                       <w:szCs w:val="21"/>
                     </w:rPr>
-                    <w:t xml:space="preserve">D</w:t>
-                  </w:r>
-                  <w:r>
-                    <w:rPr>
-                      <w:rFonts w:ascii="Avenir Next" w:hAnsi="Avenir Next" w:cs="Avenir Next" w:eastAsia="Avenir Next"/>
-                      <w:color w:val="1A1A1A"/>
-                      <w:sz w:val="21"/>
-                      <w:szCs w:val="21"/>
-                    </w:rPr>
                     <w:tab/>
                   </w:r>
                   <w:r>
                     <w:rPr>
                       <w:rFonts w:ascii="Avenir Next" w:hAnsi="Avenir Next" w:cs="Avenir Next" w:eastAsia="Avenir Next"/>
                       <w:color w:val="1A1A1A"/>
-                      <w:sz w:val="21"/>
+                      <w:sz w:val="22"/>
                       <w:szCs w:val="21"/>
                     </w:rPr>
                     <w:t xml:space="preserve">You cannot tell.</w:t>
@@ -3445,19 +3466,42 @@
         <w:tblLook w:val="0000" w:firstRow="0" w:lastRow="0" w:firstColumn="0" w:lastColumn="0" w:noHBand="1" w:noVBand="1"/>
       </w:tblPr>
       <w:tblGrid>
-        <w:gridCol w:w="2000"/>
-        <w:gridCol w:w="2300"/>
-        <w:gridCol w:w="2100"/>
-        <w:gridCol w:w="3104"/>
+        <w:gridCol w:w="1750"/>
+        <w:gridCol w:w="2500"/>
+        <w:gridCol w:w="2200"/>
+        <w:gridCol w:w="3054"/>
       </w:tblGrid>
       <w:tr>
         <w:trPr>
           <w:cantSplit/>
-          <w:trHeight w:val="320" w:hRule="atLeast"/>
+          <w:trHeight w:val="300" w:hRule="atLeast"/>
         </w:trPr>
         <w:tc>
           <w:tcPr>
-            <w:tcW w:w="2000" w:type="dxa"/>
+            <w:tcW w:w="1750" w:type="dxa"/>
+            <w:vAlign w:val="center"/>
+          </w:tcPr>
+          <w:p>
+            <w:pPr>
+              <w:pStyle w:val="Heading2"/>
+              <w:spacing w:before="0" w:after="0" w:line="240" w:lineRule="auto"/>
+            </w:pPr>
+            <w:r>
+              <w:rPr>
+                <w:rFonts w:ascii="Avenir Next" w:hAnsi="Avenir Next" w:cs="Avenir Next" w:eastAsia="Avenir Next"/>
+                <w:b/>
+                <w:color w:val="003A70"/>
+                <w:spacing w:val="12"/>
+                <w:sz w:val="15"/>
+                <w:szCs w:val="15"/>
+              </w:rPr>
+              <w:t xml:space="preserve">CHECK YOURSELF</w:t>
+            </w:r>
+          </w:p>
+        </w:tc>
+        <w:tc>
+          <w:tcPr>
+            <w:tcW w:w="2500" w:type="dxa"/>
             <w:vAlign w:val="center"/>
           </w:tcPr>
           <w:p>
@@ -3466,20 +3510,27 @@
             </w:pPr>
             <w:r>
               <w:rPr>
-                <w:rFonts w:ascii="Avenir Next" w:hAnsi="Avenir Next" w:cs="Avenir Next" w:eastAsia="Avenir Next"/>
-                <w:b/>
-                <w:color w:val="003A70"/>
-                <w:spacing w:val="12"/>
-                <w:sz w:val="15"/>
-                <w:szCs w:val="15"/>
-              </w:rPr>
-              <w:t xml:space="preserve">CHECK YOURSELF</w:t>
+                <w:rFonts w:ascii="Arial" w:hAnsi="Arial" w:cs="Arial" w:eastAsia="Arial"/>
+                <w:color w:val="1A1A1A"/>
+                <w:sz w:val="20"/>
+                <w:szCs w:val="20"/>
+              </w:rPr>
+              <w:t xml:space="preserve">□</w:t>
+            </w:r>
+            <w:r>
+              <w:rPr>
+                <w:rFonts w:ascii="Avenir Next" w:hAnsi="Avenir Next" w:cs="Avenir Next" w:eastAsia="Avenir Next"/>
+                <w:color w:val="1A1A1A"/>
+                <w:sz w:val="17"/>
+                <w:szCs w:val="17"/>
+              </w:rPr>
+              <w:t xml:space="preserve">  I can do this on my own</w:t>
             </w:r>
           </w:p>
         </w:tc>
         <w:tc>
           <w:tcPr>
-            <w:tcW w:w="2300" w:type="dxa"/>
+            <w:tcW w:w="2200" w:type="dxa"/>
             <w:vAlign w:val="center"/>
           </w:tcPr>
           <w:p>
@@ -3490,8 +3541,8 @@
               <w:rPr>
                 <w:rFonts w:ascii="Arial" w:hAnsi="Arial" w:cs="Arial" w:eastAsia="Arial"/>
                 <w:color w:val="1A1A1A"/>
-                <w:sz w:val="24"/>
-                <w:szCs w:val="24"/>
+                <w:sz w:val="20"/>
+                <w:szCs w:val="20"/>
               </w:rPr>
               <w:t xml:space="preserve">□</w:t>
             </w:r>
@@ -3502,13 +3553,13 @@
                 <w:sz w:val="17"/>
                 <w:szCs w:val="17"/>
               </w:rPr>
-              <w:t xml:space="preserve">  I can do this on my own</w:t>
+              <w:t xml:space="preserve">  I need a little help</w:t>
             </w:r>
           </w:p>
         </w:tc>
         <w:tc>
           <w:tcPr>
-            <w:tcW w:w="2100" w:type="dxa"/>
+            <w:tcW w:w="3054" w:type="dxa"/>
             <w:vAlign w:val="center"/>
           </w:tcPr>
           <w:p>
@@ -3519,37 +3570,8 @@
               <w:rPr>
                 <w:rFonts w:ascii="Arial" w:hAnsi="Arial" w:cs="Arial" w:eastAsia="Arial"/>
                 <w:color w:val="1A1A1A"/>
-                <w:sz w:val="24"/>
-                <w:szCs w:val="24"/>
-              </w:rPr>
-              <w:t xml:space="preserve">□</w:t>
-            </w:r>
-            <w:r>
-              <w:rPr>
-                <w:rFonts w:ascii="Avenir Next" w:hAnsi="Avenir Next" w:cs="Avenir Next" w:eastAsia="Avenir Next"/>
-                <w:color w:val="1A1A1A"/>
-                <w:sz w:val="17"/>
-                <w:szCs w:val="17"/>
-              </w:rPr>
-              <w:t xml:space="preserve">  I need a little help</w:t>
-            </w:r>
-          </w:p>
-        </w:tc>
-        <w:tc>
-          <w:tcPr>
-            <w:tcW w:w="3104" w:type="dxa"/>
-            <w:vAlign w:val="center"/>
-          </w:tcPr>
-          <w:p>
-            <w:pPr>
-              <w:spacing w:before="0" w:after="0" w:line="240" w:lineRule="auto"/>
-            </w:pPr>
-            <w:r>
-              <w:rPr>
-                <w:rFonts w:ascii="Arial" w:hAnsi="Arial" w:cs="Arial" w:eastAsia="Arial"/>
-                <w:color w:val="1A1A1A"/>
-                <w:sz w:val="24"/>
-                <w:szCs w:val="24"/>
+                <w:sz w:val="20"/>
+                <w:szCs w:val="20"/>
               </w:rPr>
               <w:t xml:space="preserve">□</w:t>
             </w:r>
@@ -3584,7 +3606,7 @@
     <w:sectPr>
       <w:footerReference w:type="default" r:id="rIdFooter1"/>
       <w:pgSz w:w="12240" w:h="15840"/>
-      <w:pgMar w:top="893" w:right="1224" w:bottom="835" w:left="1512" w:header="432" w:footer="432" w:gutter="0"/>
+      <w:pgMar w:top="780" w:right="1224" w:bottom="760" w:left="1512" w:header="432" w:footer="432" w:gutter="0"/>
       <w:cols w:space="720"/>
     </w:sectPr>
   </w:body>
@@ -3664,7 +3686,106 @@
               <w:sz w:val="15"/>
               <w:szCs w:val="15"/>
             </w:rPr>
-            <w:t xml:space="preserve">Lesson 2-9  ·  Session 2  ·  Prerequisite Practice B</w:t>
+            <w:t xml:space="preserve">2-9 · Page </w:t>
+          </w:r>
+          <w:r>
+            <w:rPr>
+              <w:rFonts w:ascii="Avenir Next" w:hAnsi="Avenir Next" w:cs="Avenir Next" w:eastAsia="Avenir Next"/>
+              <w:color w:val="5A5F66"/>
+              <w:sz w:val="15"/>
+              <w:szCs w:val="15"/>
+            </w:rPr>
+            <w:fldChar w:fldCharType="begin"/>
+          </w:r>
+          <w:r>
+            <w:rPr>
+              <w:rFonts w:ascii="Avenir Next" w:hAnsi="Avenir Next" w:cs="Avenir Next" w:eastAsia="Avenir Next"/>
+              <w:color w:val="5A5F66"/>
+              <w:sz w:val="15"/>
+              <w:szCs w:val="15"/>
+            </w:rPr>
+            <w:instrText xml:space="preserve"> PAGE </w:instrText>
+          </w:r>
+          <w:r>
+            <w:rPr>
+              <w:rFonts w:ascii="Avenir Next" w:hAnsi="Avenir Next" w:cs="Avenir Next" w:eastAsia="Avenir Next"/>
+              <w:color w:val="5A5F66"/>
+              <w:sz w:val="15"/>
+              <w:szCs w:val="15"/>
+            </w:rPr>
+            <w:fldChar w:fldCharType="separate"/>
+          </w:r>
+          <w:r>
+            <w:rPr>
+              <w:rFonts w:ascii="Avenir Next" w:hAnsi="Avenir Next" w:cs="Avenir Next" w:eastAsia="Avenir Next"/>
+              <w:color w:val="5A5F66"/>
+              <w:sz w:val="15"/>
+              <w:szCs w:val="15"/>
+            </w:rPr>
+            <w:t xml:space="preserve">1</w:t>
+          </w:r>
+          <w:r>
+            <w:rPr>
+              <w:rFonts w:ascii="Avenir Next" w:hAnsi="Avenir Next" w:cs="Avenir Next" w:eastAsia="Avenir Next"/>
+              <w:color w:val="5A5F66"/>
+              <w:sz w:val="15"/>
+              <w:szCs w:val="15"/>
+            </w:rPr>
+            <w:fldChar w:fldCharType="end"/>
+          </w:r>
+          <w:r>
+            <w:rPr>
+              <w:rFonts w:ascii="Avenir Next" w:hAnsi="Avenir Next" w:cs="Avenir Next" w:eastAsia="Avenir Next"/>
+              <w:color w:val="5A5F66"/>
+              <w:sz w:val="15"/>
+              <w:szCs w:val="15"/>
+            </w:rPr>
+            <w:t xml:space="preserve"> of </w:t>
+          </w:r>
+          <w:r>
+            <w:rPr>
+              <w:rFonts w:ascii="Avenir Next" w:hAnsi="Avenir Next" w:cs="Avenir Next" w:eastAsia="Avenir Next"/>
+              <w:color w:val="5A5F66"/>
+              <w:sz w:val="15"/>
+              <w:szCs w:val="15"/>
+            </w:rPr>
+            <w:fldChar w:fldCharType="begin"/>
+          </w:r>
+          <w:r>
+            <w:rPr>
+              <w:rFonts w:ascii="Avenir Next" w:hAnsi="Avenir Next" w:cs="Avenir Next" w:eastAsia="Avenir Next"/>
+              <w:color w:val="5A5F66"/>
+              <w:sz w:val="15"/>
+              <w:szCs w:val="15"/>
+            </w:rPr>
+            <w:instrText xml:space="preserve"> NUMPAGES </w:instrText>
+          </w:r>
+          <w:r>
+            <w:rPr>
+              <w:rFonts w:ascii="Avenir Next" w:hAnsi="Avenir Next" w:cs="Avenir Next" w:eastAsia="Avenir Next"/>
+              <w:color w:val="5A5F66"/>
+              <w:sz w:val="15"/>
+              <w:szCs w:val="15"/>
+            </w:rPr>
+            <w:fldChar w:fldCharType="separate"/>
+          </w:r>
+          <w:r>
+            <w:rPr>
+              <w:rFonts w:ascii="Avenir Next" w:hAnsi="Avenir Next" w:cs="Avenir Next" w:eastAsia="Avenir Next"/>
+              <w:color w:val="5A5F66"/>
+              <w:sz w:val="15"/>
+              <w:szCs w:val="15"/>
+            </w:rPr>
+            <w:t xml:space="preserve">1</w:t>
+          </w:r>
+          <w:r>
+            <w:rPr>
+              <w:rFonts w:ascii="Avenir Next" w:hAnsi="Avenir Next" w:cs="Avenir Next" w:eastAsia="Avenir Next"/>
+              <w:color w:val="5A5F66"/>
+              <w:sz w:val="15"/>
+              <w:szCs w:val="15"/>
+            </w:rPr>
+            <w:fldChar w:fldCharType="end"/>
           </w:r>
         </w:p>
       </w:tc>
@@ -3707,5 +3828,23 @@
       </w:tblCellMar>
     </w:tblPr>
   </w:style>
+  <w:style w:type="paragraph" w:styleId="Heading1">
+    <w:name w:val="heading 1"/>
+    <w:basedOn w:val="Normal"/>
+    <w:pPr>
+      <w:outlineLvl w:val="0"/>
+      <w:keepNext w:val="0"/>
+      <w:keepLines w:val="0"/>
+    </w:pPr>
+  </w:style>
+  <w:style w:type="paragraph" w:styleId="Heading2">
+    <w:name w:val="heading 2"/>
+    <w:basedOn w:val="Normal"/>
+    <w:pPr>
+      <w:outlineLvl w:val="1"/>
+      <w:keepNext w:val="0"/>
+      <w:keepLines w:val="0"/>
+    </w:pPr>
+  </w:style>
 </w:styles>
 </file>